--- a/public/Resume.docx
+++ b/public/Resume.docx
@@ -1,19 +1,20 @@
 
 <file path=word/document.xml><?xml version="1.0" encoding="utf-8"?>
-<w:document xmlns:wpc="http://schemas.microsoft.com/office/word/2010/wordprocessingCanvas" xmlns:cx="http://schemas.microsoft.com/office/drawing/2014/chartex" xmlns:cx1="http://schemas.microsoft.com/office/drawing/2015/9/8/chartex" xmlns:cx2="http://schemas.microsoft.com/office/drawing/2015/10/21/chartex" xmlns:cx3="http://schemas.microsoft.com/office/drawing/2016/5/9/chartex" xmlns:cx4="http://schemas.microsoft.com/office/drawing/2016/5/10/chartex" xmlns:cx5="http://schemas.microsoft.com/office/drawing/2016/5/11/chartex" xmlns:cx6="http://schemas.microsoft.com/office/drawing/2016/5/12/chartex" xmlns:cx7="http://schemas.microsoft.com/office/drawing/2016/5/13/chartex" xmlns:cx8="http://schemas.microsoft.com/office/drawing/2016/5/14/chartex" xmlns:mc="http://schemas.openxmlformats.org/markup-compatibility/2006" xmlns:aink="http://schemas.microsoft.com/office/drawing/2016/ink" xmlns:am3d="http://schemas.microsoft.com/office/drawing/2017/model3d" xmlns:o="urn:schemas-microsoft-com:office:office" xmlns:oel="http://schemas.microsoft.com/office/2019/extlst" xmlns:r="http://schemas.openxmlformats.org/officeDocument/2006/relationships" xmlns:m="http://schemas.openxmlformats.org/officeDocument/2006/math" xmlns:v="urn:schemas-microsoft-com:vml" xmlns:wp14="http://schemas.microsoft.com/office/word/2010/wordprocessingDrawing" xmlns:wp="http://schemas.openxmlformats.org/drawingml/2006/wordprocessingDrawing" xmlns:w10="urn:schemas-microsoft-com:office:word" xmlns:w="http://schemas.openxmlformats.org/wordprocessingml/2006/main" xmlns:w14="http://schemas.microsoft.com/office/word/2010/wordml" xmlns:w15="http://schemas.microsoft.com/office/word/2012/wordml" xmlns:w16cei="http://schemas.microsoft.com/office/word/2026/wordml/cei" xmlns:w16cex="http://schemas.microsoft.com/office/word/2018/wordml/cex" xmlns:w16cid="http://schemas.microsoft.com/office/word/2016/wordml/cid" xmlns:w16="http://schemas.microsoft.com/office/word/2018/wordml" xmlns:w16du="http://schemas.microsoft.com/office/word/2023/wordml/word16du" xmlns:w16sdtdh="http://schemas.microsoft.com/office/word/2020/wordml/sdtdatahash" xmlns:w16sdtfl="http://schemas.microsoft.com/office/word/2024/wordml/sdtformatlock" xmlns:w16se="http://schemas.microsoft.com/office/word/2015/wordml/symex" xmlns:wpg="http://schemas.microsoft.com/office/word/2010/wordprocessingGroup" xmlns:wpi="http://schemas.microsoft.com/office/word/2010/wordprocessingInk" xmlns:wne="http://schemas.microsoft.com/office/word/2006/wordml" xmlns:wps="http://schemas.microsoft.com/office/word/2010/wordprocessingShape" mc:Ignorable="w14 w15 w16se w16cid w16 w16cex w16sdtdh w16sdtfl w16du wp14">
+<w:document xmlns:o="urn:schemas-microsoft-com:office:office" xmlns:r="http://schemas.openxmlformats.org/officeDocument/2006/relationships" xmlns:v="urn:schemas-microsoft-com:vml" xmlns:w="http://schemas.openxmlformats.org/wordprocessingml/2006/main" xmlns:w10="urn:schemas-microsoft-com:office:word" xmlns:wp="http://schemas.openxmlformats.org/drawingml/2006/wordprocessingDrawing" xmlns:pic="http://schemas.openxmlformats.org/drawingml/2006/picture" xmlns:wps="http://schemas.microsoft.com/office/word/2010/wordprocessingShape" xmlns:wpg="http://schemas.microsoft.com/office/word/2010/wordprocessingGroup" xmlns:mc="http://schemas.openxmlformats.org/markup-compatibility/2006" xmlns:wp14="http://schemas.microsoft.com/office/word/2010/wordprocessingDrawing" xmlns:w14="http://schemas.microsoft.com/office/word/2010/wordml" xmlns:w15="http://schemas.microsoft.com/office/word/2012/wordml" mc:Ignorable="w14 wp14 w15">
   <w:body>
     <w:p>
       <w:pPr>
-        <w:spacing w:after="60"/>
+        <w:pStyle w:val="Normal"/>
+        <w:spacing w:before="0" w:after="60"/>
         <w:jc w:val="center"/>
         <w:rPr>
-          <w:rFonts w:cs="Arial"/>
-          <w:szCs w:val="20"/>
-        </w:rPr>
-      </w:pPr>
-      <w:r>
-        <w:rPr>
-          <w:rFonts w:cs="Arial"/>
+          <w:rFonts w:ascii="Arial" w:hAnsi="Arial" w:eastAsia="Arial" w:cs="Arial"/>
+          <w:szCs w:val="20"/>
+        </w:rPr>
+      </w:pPr>
+      <w:r>
+        <w:rPr>
+          <w:rFonts w:eastAsia="Arial" w:cs="Arial"/>
           <w:b/>
           <w:bCs/>
           <w:color w:val="000000"/>
@@ -25,119 +26,114 @@
     </w:p>
     <w:p>
       <w:pPr>
-        <w:spacing w:after="80"/>
+        <w:pStyle w:val="Normal"/>
+        <w:spacing w:before="0" w:after="80"/>
         <w:jc w:val="center"/>
         <w:rPr>
-          <w:rFonts w:cs="Arial"/>
-          <w:szCs w:val="20"/>
-        </w:rPr>
-      </w:pPr>
-      <w:r>
-        <w:rPr>
-          <w:rFonts w:cs="Arial"/>
+          <w:rFonts w:ascii="Arial" w:hAnsi="Arial" w:eastAsia="Arial" w:cs="Arial"/>
+          <w:szCs w:val="20"/>
+        </w:rPr>
+      </w:pPr>
+      <w:r>
+        <w:rPr>
+          <w:rFonts w:eastAsia="Arial" w:cs="Arial"/>
           <w:color w:val="595959"/>
           <w:sz w:val="26"/>
           <w:szCs w:val="26"/>
         </w:rPr>
-        <w:t>Software Architect / Engineering Manager</w:t>
-      </w:r>
-    </w:p>
-    <w:p>
-      <w:pPr>
-        <w:spacing w:after="160"/>
+        <w:t>L</w:t>
+      </w:r>
+      <w:r>
+        <w:rPr>
+          <w:rFonts w:eastAsia="Arial" w:cs="Arial"/>
+          <w:color w:val="595959"/>
+          <w:sz w:val="26"/>
+          <w:szCs w:val="26"/>
+        </w:rPr>
+        <w:t>ead</w:t>
+      </w:r>
+      <w:r>
+        <w:rPr>
+          <w:rFonts w:eastAsia="Arial" w:cs="Arial"/>
+          <w:color w:val="595959"/>
+          <w:sz w:val="26"/>
+          <w:szCs w:val="26"/>
+        </w:rPr>
+        <w:t xml:space="preserve"> Architect </w:t>
+      </w:r>
+      <w:r>
+        <w:rPr>
+          <w:rFonts w:eastAsia="Arial" w:cs="Arial"/>
+          <w:color w:val="595959"/>
+          <w:sz w:val="26"/>
+          <w:szCs w:val="26"/>
+        </w:rPr>
+        <w:t>/</w:t>
+      </w:r>
+      <w:r>
+        <w:rPr>
+          <w:rFonts w:eastAsia="Arial" w:cs="Arial"/>
+          <w:color w:val="595959"/>
+          <w:sz w:val="26"/>
+          <w:szCs w:val="26"/>
+        </w:rPr>
+        <w:t xml:space="preserve"> Engineering </w:t>
+      </w:r>
+      <w:r>
+        <w:rPr>
+          <w:rFonts w:eastAsia="Arial" w:cs="Arial"/>
+          <w:color w:val="595959"/>
+          <w:sz w:val="26"/>
+          <w:szCs w:val="26"/>
+        </w:rPr>
+        <w:t>Manager</w:t>
+      </w:r>
+    </w:p>
+    <w:p>
+      <w:pPr>
+        <w:pStyle w:val="Normal"/>
+        <w:spacing w:before="0" w:after="160"/>
         <w:jc w:val="center"/>
         <w:rPr>
-          <w:rFonts w:cs="Arial"/>
-          <w:szCs w:val="20"/>
-        </w:rPr>
-      </w:pPr>
-      <w:r>
-        <w:rPr>
-          <w:rFonts w:cs="Arial"/>
+          <w:rFonts w:ascii="Arial" w:hAnsi="Arial" w:eastAsia="Arial" w:cs="Arial"/>
+          <w:szCs w:val="20"/>
+        </w:rPr>
+      </w:pPr>
+      <w:r>
+        <w:rPr>
+          <w:rFonts w:eastAsia="Arial" w:cs="Arial"/>
           <w:color w:val="595959"/>
           <w:sz w:val="18"/>
           <w:szCs w:val="18"/>
         </w:rPr>
-        <w:t>210-880-</w:t>
-      </w:r>
-      <w:proofErr w:type="gramStart"/>
-      <w:r>
-        <w:rPr>
-          <w:rFonts w:cs="Arial"/>
-          <w:color w:val="595959"/>
-          <w:sz w:val="18"/>
-          <w:szCs w:val="18"/>
-        </w:rPr>
-        <w:t>4316  |</w:t>
-      </w:r>
-      <w:proofErr w:type="gramEnd"/>
-      <w:r>
-        <w:rPr>
-          <w:rFonts w:cs="Arial"/>
-          <w:color w:val="595959"/>
-          <w:sz w:val="18"/>
-          <w:szCs w:val="18"/>
-        </w:rPr>
-        <w:t xml:space="preserve">  </w:t>
-      </w:r>
-      <w:proofErr w:type="gramStart"/>
-      <w:r>
-        <w:rPr>
-          <w:rFonts w:cs="Arial"/>
-          <w:color w:val="595959"/>
-          <w:sz w:val="18"/>
-          <w:szCs w:val="18"/>
-        </w:rPr>
-        <w:t>tcardone@outlook.com  |</w:t>
-      </w:r>
-      <w:proofErr w:type="gramEnd"/>
-      <w:r>
-        <w:rPr>
-          <w:rFonts w:cs="Arial"/>
-          <w:color w:val="595959"/>
-          <w:sz w:val="18"/>
-          <w:szCs w:val="18"/>
-        </w:rPr>
-        <w:t xml:space="preserve">  </w:t>
-      </w:r>
-      <w:hyperlink r:id="rId8">
+        <w:t xml:space="preserve">210-880-4316  |  tcardone@outlook.com  |  </w:t>
+      </w:r>
+      <w:hyperlink r:id="rId2">
         <w:r>
           <w:rPr>
             <w:rStyle w:val="Hyperlink"/>
-            <w:rFonts w:cs="Arial"/>
+            <w:rFonts w:eastAsia="Arial" w:cs="Arial"/>
             <w:color w:val="595959"/>
             <w:sz w:val="18"/>
             <w:szCs w:val="18"/>
           </w:rPr>
-          <w:t>linkedin.com/in/</w:t>
+          <w:t>linkedin.com/in/tonycardone</w:t>
         </w:r>
-        <w:proofErr w:type="spellStart"/>
+      </w:hyperlink>
+      <w:r>
+        <w:rPr>
+          <w:rFonts w:eastAsia="Arial" w:cs="Arial"/>
+          <w:color w:val="595959"/>
+          <w:sz w:val="18"/>
+          <w:szCs w:val="18"/>
+        </w:rPr>
+        <w:t xml:space="preserve">  |  </w:t>
+      </w:r>
+      <w:hyperlink r:id="rId3">
         <w:r>
           <w:rPr>
             <w:rStyle w:val="Hyperlink"/>
-            <w:rFonts w:cs="Arial"/>
-            <w:color w:val="595959"/>
-            <w:sz w:val="18"/>
-            <w:szCs w:val="18"/>
-          </w:rPr>
-          <w:t>tonycardone</w:t>
-        </w:r>
-        <w:proofErr w:type="spellEnd"/>
-      </w:hyperlink>
-      <w:r>
-        <w:rPr>
-          <w:rFonts w:cs="Arial"/>
-          <w:color w:val="595959"/>
-          <w:sz w:val="18"/>
-          <w:szCs w:val="18"/>
-        </w:rPr>
-        <w:t xml:space="preserve">  |  </w:t>
-      </w:r>
-      <w:hyperlink r:id="rId9">
-        <w:r>
-          <w:rPr>
-            <w:rStyle w:val="Hyperlink"/>
-            <w:rFonts w:cs="Arial"/>
+            <w:rFonts w:eastAsia="Arial" w:cs="Arial"/>
             <w:color w:val="595959"/>
             <w:sz w:val="18"/>
             <w:szCs w:val="18"/>
@@ -148,12 +144,13 @@
     </w:p>
     <w:p>
       <w:pPr>
+        <w:pStyle w:val="Normal"/>
         <w:pBdr>
           <w:bottom w:val="single" w:sz="6" w:space="1" w:color="1F4E79"/>
         </w:pBdr>
         <w:spacing w:before="200" w:after="60"/>
         <w:rPr>
-          <w:rFonts w:cs="Arial"/>
+          <w:rFonts w:ascii="Arial" w:hAnsi="Arial" w:eastAsia="Arial" w:cs="Arial"/>
           <w:b/>
           <w:bCs/>
           <w:color w:val="000000"/>
@@ -161,144 +158,173 @@
           <w:szCs w:val="22"/>
         </w:rPr>
       </w:pPr>
-    </w:p>
-    <w:p>
-      <w:pPr>
-        <w:pBdr>
-          <w:bottom w:val="single" w:sz="6" w:space="1" w:color="1F4E79"/>
-        </w:pBdr>
-        <w:spacing w:before="200" w:after="60"/>
-        <w:rPr>
-          <w:rFonts w:cs="Arial"/>
-          <w:szCs w:val="20"/>
-        </w:rPr>
-      </w:pPr>
-      <w:r>
-        <w:rPr>
-          <w:rFonts w:cs="Arial"/>
+      <w:r>
+        <w:rPr>
+          <w:rFonts w:eastAsia="Arial" w:cs="Arial"/>
           <w:b/>
           <w:bCs/>
           <w:color w:val="000000"/>
           <w:sz w:val="22"/>
           <w:szCs w:val="22"/>
         </w:rPr>
-        <w:t>PROFESSIONAL SUMMARY</w:t>
-      </w:r>
-    </w:p>
-    <w:p>
-      <w:pPr>
-        <w:pStyle w:val="BodyText"/>
-        <w:spacing w:after="120"/>
-        <w:rPr>
-          <w:rFonts w:cs="Arial"/>
-          <w:szCs w:val="20"/>
-        </w:rPr>
-      </w:pPr>
-      <w:r>
-        <w:rPr>
-          <w:rFonts w:cs="Arial"/>
-          <w:color w:val="000000"/>
-          <w:szCs w:val="20"/>
-        </w:rPr>
-        <w:t>Software Architect and Engineering Manager with 12+ years designing and delivering distributed cloud platforms and leading US, European, and South American engineering teams of up to 15 members. Expertise in system design, AWS, Java, microservices, data platforms, and monolith-to-microservices modernization. Led all aspects of technical execution from product requirements through delivery, operations, and ongoing monitoring.</w:t>
-      </w:r>
-    </w:p>
-    <w:p>
-      <w:pPr>
-        <w:pStyle w:val="BodyText"/>
-        <w:spacing w:after="120"/>
-        <w:rPr>
-          <w:rFonts w:cs="Arial"/>
-          <w:szCs w:val="20"/>
-        </w:rPr>
-      </w:pPr>
-    </w:p>
-    <w:p>
-      <w:pPr>
+      </w:r>
+    </w:p>
+    <w:p>
+      <w:pPr>
+        <w:pStyle w:val="Normal"/>
         <w:pBdr>
           <w:bottom w:val="single" w:sz="6" w:space="1" w:color="1F4E79"/>
         </w:pBdr>
         <w:spacing w:before="200" w:after="60"/>
         <w:rPr>
-          <w:rFonts w:cs="Arial"/>
-          <w:szCs w:val="20"/>
-        </w:rPr>
-      </w:pPr>
-      <w:r>
-        <w:rPr>
-          <w:rFonts w:cs="Arial"/>
+          <w:rFonts w:ascii="Arial" w:hAnsi="Arial" w:eastAsia="Arial" w:cs="Arial"/>
+          <w:szCs w:val="20"/>
+        </w:rPr>
+      </w:pPr>
+      <w:r>
+        <w:rPr>
+          <w:rFonts w:eastAsia="Arial" w:cs="Arial"/>
           <w:b/>
           <w:bCs/>
           <w:color w:val="000000"/>
           <w:sz w:val="22"/>
           <w:szCs w:val="22"/>
         </w:rPr>
+        <w:t>PROFESSIONAL SUMMARY</w:t>
+      </w:r>
+    </w:p>
+    <w:p>
+      <w:pPr>
+        <w:pStyle w:val="BodyText"/>
+        <w:spacing w:before="0" w:after="120"/>
+        <w:rPr>
+          <w:rFonts w:ascii="Arial" w:hAnsi="Arial" w:eastAsia="Arial" w:cs="Arial"/>
+          <w:szCs w:val="20"/>
+        </w:rPr>
+      </w:pPr>
+      <w:r>
+        <w:rPr>
+          <w:rFonts w:eastAsia="Arial" w:cs="Arial"/>
+          <w:color w:val="000000"/>
+          <w:szCs w:val="20"/>
+        </w:rPr>
+        <w:t xml:space="preserve">Software Architect and Engineering Leader with 12+ years designing and evolving distributed cloud platforms and guiding engineering teams across the US, Europe, and South America. Expertise in system architecture, AWS, Java, microservices, data platforms, and monolith-to-microservices modernization. Proven track record of defining technical strategy, driving organization-wide architectural decisions, and partnering with product owners, solutions implementation teams, engineering leaders, and executives to </w:t>
+      </w:r>
+      <w:r>
+        <w:rPr>
+          <w:rFonts w:eastAsia="Arial" w:cs="Arial"/>
+          <w:color w:val="000000"/>
+          <w:szCs w:val="20"/>
+        </w:rPr>
+        <w:t>translate</w:t>
+      </w:r>
+      <w:r>
+        <w:rPr>
+          <w:rFonts w:eastAsia="Arial" w:cs="Arial"/>
+          <w:color w:val="000000"/>
+          <w:szCs w:val="20"/>
+        </w:rPr>
+        <w:t xml:space="preserve"> business priorities into scalable, reliable technology solutions from concept through production.</w:t>
+      </w:r>
+    </w:p>
+    <w:p>
+      <w:pPr>
+        <w:pStyle w:val="BodyText"/>
+        <w:spacing w:before="0" w:after="120"/>
+        <w:rPr>
+          <w:rFonts w:ascii="Arial" w:hAnsi="Arial" w:eastAsia="Arial" w:cs="Arial"/>
+          <w:szCs w:val="20"/>
+        </w:rPr>
+      </w:pPr>
+      <w:r>
+        <w:rPr>
+          <w:rFonts w:eastAsia="Arial" w:cs="Arial"/>
+          <w:szCs w:val="20"/>
+        </w:rPr>
+      </w:r>
+    </w:p>
+    <w:p>
+      <w:pPr>
+        <w:pStyle w:val="Normal"/>
+        <w:pBdr>
+          <w:bottom w:val="single" w:sz="6" w:space="1" w:color="1F4E79"/>
+        </w:pBdr>
+        <w:spacing w:before="200" w:after="60"/>
+        <w:rPr>
+          <w:rFonts w:ascii="Arial" w:hAnsi="Arial" w:eastAsia="Arial" w:cs="Arial"/>
+          <w:szCs w:val="20"/>
+        </w:rPr>
+      </w:pPr>
+      <w:r>
+        <w:rPr>
+          <w:rFonts w:eastAsia="Arial" w:cs="Arial"/>
+          <w:b/>
+          <w:bCs/>
+          <w:color w:val="000000"/>
+          <w:sz w:val="22"/>
+          <w:szCs w:val="22"/>
+        </w:rPr>
         <w:t>EXPERIENCE</w:t>
       </w:r>
     </w:p>
     <w:p>
       <w:pPr>
+        <w:pStyle w:val="Normal"/>
         <w:spacing w:before="100" w:after="40"/>
-      </w:pPr>
-      <w:r>
-        <w:rPr>
-          <w:rFonts w:cs="Arial"/>
+        <w:rPr/>
+      </w:pPr>
+      <w:r>
+        <w:rPr>
+          <w:rFonts w:eastAsia="Arial" w:cs="Arial"/>
           <w:b/>
           <w:bCs/>
           <w:sz w:val="22"/>
           <w:szCs w:val="22"/>
         </w:rPr>
-        <w:t xml:space="preserve">Zilliant </w:t>
-      </w:r>
-      <w:proofErr w:type="gramStart"/>
-      <w:r>
-        <w:rPr>
-          <w:rFonts w:cs="Arial"/>
-          <w:b/>
-          <w:bCs/>
-          <w:sz w:val="22"/>
-          <w:szCs w:val="22"/>
-        </w:rPr>
-        <w:t>Incorporated</w:t>
-      </w:r>
-      <w:r>
-        <w:rPr>
-          <w:rFonts w:cs="Arial"/>
+        <w:t>Zilliant Incorporated</w:t>
+      </w:r>
+      <w:r>
+        <w:rPr>
+          <w:rFonts w:eastAsia="Arial" w:cs="Arial"/>
           <w:color w:val="595959"/>
           <w:szCs w:val="20"/>
         </w:rPr>
-        <w:t xml:space="preserve">  |</w:t>
-      </w:r>
-      <w:proofErr w:type="gramEnd"/>
-      <w:r>
-        <w:rPr>
-          <w:rFonts w:cs="Arial"/>
+        <w:t xml:space="preserve">  |  Austin, TX  |  June 2015 – November 2025</w:t>
+      </w:r>
+    </w:p>
+    <w:p>
+      <w:pPr>
+        <w:pStyle w:val="BodyText"/>
+        <w:spacing w:before="100" w:after="40"/>
+        <w:rPr>
+          <w:rFonts w:eastAsia="Arial" w:cs="Arial"/>
           <w:color w:val="595959"/>
           <w:szCs w:val="20"/>
         </w:rPr>
-        <w:t xml:space="preserve">  Austin, </w:t>
-      </w:r>
-      <w:proofErr w:type="gramStart"/>
-      <w:r>
-        <w:rPr>
-          <w:rFonts w:cs="Arial"/>
+      </w:pPr>
+      <w:r>
+        <w:rPr>
+          <w:rFonts w:eastAsia="Arial" w:cs="Arial"/>
+          <w:i/>
+          <w:iCs/>
           <w:color w:val="595959"/>
           <w:szCs w:val="20"/>
         </w:rPr>
-        <w:t>TX  |</w:t>
-      </w:r>
-      <w:proofErr w:type="gramEnd"/>
-      <w:r>
-        <w:rPr>
-          <w:rFonts w:cs="Arial"/>
+        <w:t xml:space="preserve">Zilliant is a </w:t>
+      </w:r>
+      <w:r>
+        <w:rPr>
+          <w:rFonts w:eastAsia="Arial" w:cs="Arial"/>
+          <w:i/>
+          <w:iCs/>
           <w:color w:val="595959"/>
           <w:szCs w:val="20"/>
         </w:rPr>
-        <w:t xml:space="preserve">  June 2015 – November 2025</w:t>
-      </w:r>
-      <w:r>
-        <w:rPr>
-          <w:rFonts w:cs="Arial"/>
+        <w:t>B2B software company providing cloud-based pricing, revenue optimization, and sales solutions for large enterprise customers.</w:t>
+      </w:r>
+      <w:r>
+        <w:rPr>
+          <w:rFonts w:eastAsia="Arial" w:cs="Arial"/>
           <w:color w:val="595959"/>
           <w:szCs w:val="20"/>
         </w:rPr>
@@ -307,9 +333,10 @@
     </w:p>
     <w:p>
       <w:pPr>
+        <w:pStyle w:val="Normal"/>
         <w:spacing w:before="60" w:after="40"/>
         <w:rPr>
-          <w:rFonts w:cs="Arial"/>
+          <w:rFonts w:ascii="Arial" w:hAnsi="Arial" w:eastAsia="Arial" w:cs="Arial"/>
           <w:szCs w:val="20"/>
         </w:rPr>
       </w:pPr>
@@ -331,74 +358,118 @@
     </w:p>
     <w:p>
       <w:pPr>
+        <w:pStyle w:val="Normal"/>
         <w:numPr>
           <w:ilvl w:val="0"/>
           <w:numId w:val="2"/>
         </w:numPr>
         <w:spacing w:before="40" w:after="40"/>
         <w:rPr>
-          <w:rFonts w:cs="Arial"/>
-          <w:szCs w:val="20"/>
-        </w:rPr>
-      </w:pPr>
-      <w:r>
-        <w:rPr>
-          <w:rFonts w:cs="Arial"/>
-          <w:szCs w:val="20"/>
-        </w:rPr>
-        <w:t>Led two Eastern European-based teams, totaling 15 developers and QA team members, which included delivery process as well as oversight of day-to-day operations.</w:t>
-      </w:r>
-    </w:p>
-    <w:p>
-      <w:pPr>
+          <w:rFonts w:ascii="Arial" w:hAnsi="Arial" w:eastAsia="Arial" w:cs="Arial"/>
+          <w:szCs w:val="20"/>
+        </w:rPr>
+      </w:pPr>
+      <w:r>
+        <w:rPr>
+          <w:rFonts w:eastAsia="Arial" w:cs="Arial"/>
+          <w:szCs w:val="20"/>
+        </w:rPr>
+        <w:t xml:space="preserve">Led two distributed </w:t>
+      </w:r>
+      <w:r>
+        <w:rPr>
+          <w:rFonts w:eastAsia="Arial" w:cs="Arial"/>
+          <w:szCs w:val="20"/>
+        </w:rPr>
+        <w:t xml:space="preserve">Eastern European </w:t>
+      </w:r>
+      <w:r>
+        <w:rPr>
+          <w:rFonts w:eastAsia="Arial" w:cs="Arial"/>
+          <w:szCs w:val="20"/>
+        </w:rPr>
+        <w:t>engineering teams totaling 15 developers and QA professionals, owning technical execution, delivery strategy, operational performance, and cross-team coordination.</w:t>
+      </w:r>
+    </w:p>
+    <w:p>
+      <w:pPr>
+        <w:pStyle w:val="Normal"/>
         <w:numPr>
           <w:ilvl w:val="0"/>
           <w:numId w:val="2"/>
         </w:numPr>
         <w:spacing w:before="40" w:after="40"/>
         <w:rPr>
-          <w:rFonts w:cs="Arial"/>
-          <w:szCs w:val="20"/>
-        </w:rPr>
-      </w:pPr>
-      <w:r>
-        <w:rPr>
-          <w:rFonts w:cs="Arial"/>
-          <w:szCs w:val="20"/>
-        </w:rPr>
-        <w:t>Maintained company-wide architecture oversight, owning system design standards and high-impact technical tradeoffs.</w:t>
-      </w:r>
-    </w:p>
-    <w:p>
-      <w:pPr>
+          <w:rFonts w:ascii="Arial" w:hAnsi="Arial" w:eastAsia="Arial" w:cs="Arial"/>
+          <w:szCs w:val="20"/>
+        </w:rPr>
+      </w:pPr>
+      <w:r>
+        <w:rPr>
+          <w:rFonts w:eastAsia="Arial" w:cs="Arial"/>
+          <w:szCs w:val="20"/>
+        </w:rPr>
+        <w:t>Retained company-wide architecture ownership while serving as Engineering Manager, establishing system-design standards and guiding high-impact architectural and technology tradeoffs across engineering teams.</w:t>
+      </w:r>
+    </w:p>
+    <w:p>
+      <w:pPr>
+        <w:pStyle w:val="Normal"/>
         <w:spacing w:before="40" w:after="40"/>
         <w:rPr>
-          <w:rFonts w:cs="Arial"/>
-          <w:szCs w:val="20"/>
-        </w:rPr>
-      </w:pPr>
-    </w:p>
-    <w:p>
-      <w:pPr>
+          <w:rFonts w:ascii="Arial" w:hAnsi="Arial" w:eastAsia="Arial" w:cs="Arial"/>
+          <w:szCs w:val="20"/>
+        </w:rPr>
+      </w:pPr>
+      <w:r>
+        <w:rPr>
+          <w:rFonts w:eastAsia="Arial" w:cs="Arial"/>
+          <w:szCs w:val="20"/>
+        </w:rPr>
+      </w:r>
+    </w:p>
+    <w:p>
+      <w:pPr>
+        <w:pStyle w:val="Normal"/>
         <w:spacing w:before="60" w:after="40"/>
         <w:rPr>
-          <w:rFonts w:cs="Arial"/>
-          <w:szCs w:val="20"/>
-        </w:rPr>
-      </w:pPr>
-      <w:r>
-        <w:rPr>
-          <w:rFonts w:cs="Arial"/>
+          <w:rFonts w:ascii="Arial" w:hAnsi="Arial" w:eastAsia="Arial" w:cs="Arial"/>
+          <w:szCs w:val="20"/>
+        </w:rPr>
+      </w:pPr>
+      <w:r>
+        <w:rPr>
+          <w:rFonts w:eastAsia="Arial" w:cs="Arial"/>
           <w:b/>
           <w:bCs/>
           <w:szCs w:val="20"/>
           <w:u w:val="single"/>
         </w:rPr>
-        <w:t>Senior / Lead Architect</w:t>
-      </w:r>
-      <w:r>
-        <w:rPr>
-          <w:rFonts w:cs="Arial"/>
+        <w:t xml:space="preserve">Lead Architect / </w:t>
+      </w:r>
+      <w:r>
+        <w:rPr>
+          <w:rFonts w:eastAsia="Arial" w:cs="Arial"/>
+          <w:b/>
+          <w:bCs/>
+          <w:szCs w:val="20"/>
+          <w:u w:val="single"/>
+        </w:rPr>
+        <w:t>A</w:t>
+      </w:r>
+      <w:r>
+        <w:rPr>
+          <w:rFonts w:eastAsia="Arial" w:cs="Arial"/>
+          <w:b/>
+          <w:bCs/>
+          <w:szCs w:val="20"/>
+          <w:u w:val="single"/>
+        </w:rPr>
+        <w:t>rchitecture Manager</w:t>
+      </w:r>
+      <w:r>
+        <w:rPr>
+          <w:rFonts w:eastAsia="Arial" w:cs="Arial"/>
           <w:color w:val="595959"/>
           <w:szCs w:val="20"/>
         </w:rPr>
@@ -407,312 +478,236 @@
     </w:p>
     <w:p>
       <w:pPr>
+        <w:pStyle w:val="Normal"/>
         <w:numPr>
           <w:ilvl w:val="0"/>
           <w:numId w:val="2"/>
         </w:numPr>
         <w:spacing w:before="40" w:after="40"/>
         <w:rPr>
-          <w:rFonts w:cs="Arial"/>
-          <w:szCs w:val="20"/>
-        </w:rPr>
-      </w:pPr>
-      <w:r>
-        <w:rPr>
-          <w:rFonts w:cs="Arial"/>
-          <w:szCs w:val="20"/>
-        </w:rPr>
-        <w:t>Led a seven-member architecture</w:t>
-      </w:r>
-      <w:r>
-        <w:rPr>
-          <w:rFonts w:cs="Arial"/>
-          <w:szCs w:val="20"/>
-        </w:rPr>
-        <w:t xml:space="preserve"> team, which designed product solutions across Zilliant's platform, including highly available APIs and a legacy monolith application. Reported directly to CTO or VP of Engineering.</w:t>
-      </w:r>
-    </w:p>
-    <w:p>
-      <w:pPr>
+          <w:rFonts w:ascii="Arial" w:hAnsi="Arial" w:eastAsia="Arial" w:cs="Arial"/>
+          <w:szCs w:val="20"/>
+        </w:rPr>
+      </w:pPr>
+      <w:r>
+        <w:rPr>
+          <w:rFonts w:eastAsia="Arial" w:cs="Arial"/>
+          <w:szCs w:val="20"/>
+        </w:rPr>
+        <w:t>Led a seven-member architecture organization responsible for solution and platform architecture across Zilliant's product portfolio, including distributed APIs, cloud services, data platforms, and a large legacy monolith; reported directly to the CTO or VP of Engineering.</w:t>
+      </w:r>
+    </w:p>
+    <w:p>
+      <w:pPr>
+        <w:pStyle w:val="Normal"/>
         <w:numPr>
           <w:ilvl w:val="0"/>
           <w:numId w:val="2"/>
         </w:numPr>
         <w:spacing w:before="40" w:after="40"/>
         <w:rPr>
-          <w:rFonts w:cs="Arial"/>
-          <w:szCs w:val="20"/>
-        </w:rPr>
-      </w:pPr>
-      <w:r>
-        <w:rPr>
-          <w:rFonts w:cs="Arial"/>
-          <w:szCs w:val="20"/>
-        </w:rPr>
-        <w:t>Managed and mentored engineers, ensuring long-term vision of individual development was clear, concerns were addressed, and worked with team-level managers to ensure knowledge was being transferred across the organization.</w:t>
-      </w:r>
-    </w:p>
-    <w:p>
-      <w:pPr>
+          <w:rFonts w:ascii="Arial" w:hAnsi="Arial" w:eastAsia="Arial" w:cs="Arial"/>
+          <w:szCs w:val="20"/>
+        </w:rPr>
+      </w:pPr>
+      <w:r>
+        <w:rPr>
+          <w:rFonts w:eastAsia="Arial" w:cs="Arial"/>
+          <w:szCs w:val="20"/>
+        </w:rPr>
+        <w:t>Managed and mentored architects and engineers while partnering with engineering managers to develop technical talent, transfer architectural knowledge, and expand architecture practices across the organization.</w:t>
+      </w:r>
+    </w:p>
+    <w:p>
+      <w:pPr>
+        <w:pStyle w:val="Normal"/>
         <w:numPr>
           <w:ilvl w:val="0"/>
           <w:numId w:val="2"/>
         </w:numPr>
         <w:spacing w:before="40" w:after="40"/>
         <w:rPr>
-          <w:rFonts w:cs="Arial"/>
-          <w:szCs w:val="20"/>
-        </w:rPr>
-      </w:pPr>
-      <w:r>
-        <w:rPr>
-          <w:rFonts w:cs="Arial"/>
-          <w:szCs w:val="20"/>
-        </w:rPr>
-        <w:t>Led system design of new product offering and subsequent integration of this design into existing platform from requirements to deployment.</w:t>
-      </w:r>
-    </w:p>
-    <w:p>
-      <w:pPr>
+          <w:rFonts w:ascii="Arial" w:hAnsi="Arial" w:eastAsia="Arial" w:cs="Arial"/>
+          <w:szCs w:val="20"/>
+        </w:rPr>
+      </w:pPr>
+      <w:r>
+        <w:rPr>
+          <w:rFonts w:eastAsia="Arial" w:cs="Arial"/>
+          <w:szCs w:val="20"/>
+        </w:rPr>
+        <w:t>Owned end-to-end architecture for a new product offering, defining its system design and integration into the existing platform from initial requirements through production deployment.</w:t>
+      </w:r>
+    </w:p>
+    <w:p>
+      <w:pPr>
+        <w:pStyle w:val="Normal"/>
         <w:numPr>
           <w:ilvl w:val="0"/>
           <w:numId w:val="2"/>
         </w:numPr>
         <w:spacing w:before="40" w:after="40"/>
         <w:rPr>
-          <w:rFonts w:cs="Arial"/>
-          <w:szCs w:val="20"/>
-        </w:rPr>
-      </w:pPr>
-      <w:r>
-        <w:rPr>
-          <w:rFonts w:cs="Arial"/>
-          <w:szCs w:val="20"/>
-        </w:rPr>
-        <w:t xml:space="preserve">Coordinated with product team during all stages, including during roadmap development to provide clarity on the technical challenges new features may introduce, and </w:t>
-      </w:r>
-      <w:proofErr w:type="gramStart"/>
-      <w:r>
-        <w:rPr>
-          <w:rFonts w:cs="Arial"/>
-          <w:szCs w:val="20"/>
-        </w:rPr>
-        <w:t>supplying</w:t>
-      </w:r>
-      <w:proofErr w:type="gramEnd"/>
-      <w:r>
-        <w:rPr>
-          <w:rFonts w:cs="Arial"/>
-          <w:szCs w:val="20"/>
-        </w:rPr>
-        <w:t xml:space="preserve"> tradeoffs for more efficient software delivery.</w:t>
-      </w:r>
-    </w:p>
-    <w:p>
-      <w:pPr>
+          <w:rFonts w:ascii="Arial" w:hAnsi="Arial" w:eastAsia="Arial" w:cs="Arial"/>
+          <w:szCs w:val="20"/>
+        </w:rPr>
+      </w:pPr>
+      <w:r>
+        <w:rPr>
+          <w:rFonts w:eastAsia="Arial" w:cs="Arial"/>
+          <w:szCs w:val="20"/>
+        </w:rPr>
+        <w:t>Partnered with product leadership during roadmap development to evaluate technical feasibility, expose architectural risks, and define tradeoffs that balanced product priorities, engineering cost, scalability, and delivery speed.</w:t>
+      </w:r>
+    </w:p>
+    <w:p>
+      <w:pPr>
+        <w:pStyle w:val="Normal"/>
         <w:numPr>
           <w:ilvl w:val="0"/>
           <w:numId w:val="2"/>
         </w:numPr>
         <w:spacing w:before="40" w:after="40"/>
         <w:rPr>
-          <w:rFonts w:cs="Arial"/>
-          <w:szCs w:val="20"/>
-        </w:rPr>
-      </w:pPr>
-      <w:r>
-        <w:rPr>
-          <w:rFonts w:cs="Arial"/>
-          <w:szCs w:val="20"/>
-        </w:rPr>
-        <w:t>Drove design changes that elevated the PostgreSQL variant of Amazon Aurora to the primary data platform,</w:t>
-      </w:r>
-      <w:r>
-        <w:rPr>
-          <w:rFonts w:cs="Arial"/>
-          <w:szCs w:val="20"/>
-        </w:rPr>
-        <w:t xml:space="preserve"> replacing primary use of customer-specific EC2 instances running SQL Server with scalable, more cost-effective alternatives, with reduced maintenance footprint.</w:t>
-      </w:r>
-    </w:p>
-    <w:p>
-      <w:pPr>
+          <w:rFonts w:ascii="Arial" w:hAnsi="Arial" w:eastAsia="Arial" w:cs="Arial"/>
+          <w:szCs w:val="20"/>
+        </w:rPr>
+      </w:pPr>
+      <w:r>
+        <w:rPr>
+          <w:rFonts w:eastAsia="Arial" w:cs="Arial"/>
+          <w:szCs w:val="20"/>
+        </w:rPr>
+        <w:t xml:space="preserve">Defined and drove the platform data strategy that established Amazon Aurora PostgreSQL as the primary transactional database, replacing customer-specific SQL Server deployments with a more scalable, lower-maintenance, and cost-efficient architecture </w:t>
+      </w:r>
+      <w:r>
+        <w:rPr>
+          <w:rFonts w:eastAsia="Arial" w:cs="Arial"/>
+          <w:szCs w:val="20"/>
+        </w:rPr>
+        <w:t>and the pathway for the transition</w:t>
+      </w:r>
+      <w:r>
+        <w:rPr>
+          <w:rFonts w:eastAsia="Arial" w:cs="Arial"/>
+          <w:szCs w:val="20"/>
+        </w:rPr>
+        <w:t>.</w:t>
+      </w:r>
+    </w:p>
+    <w:p>
+      <w:pPr>
+        <w:pStyle w:val="Normal"/>
         <w:numPr>
           <w:ilvl w:val="0"/>
           <w:numId w:val="2"/>
         </w:numPr>
         <w:spacing w:before="40" w:after="40"/>
         <w:rPr>
-          <w:rFonts w:cs="Arial"/>
-          <w:szCs w:val="20"/>
-        </w:rPr>
-      </w:pPr>
-      <w:r>
-        <w:rPr>
-          <w:rFonts w:cs="Arial"/>
-          <w:szCs w:val="20"/>
-        </w:rPr>
-        <w:t xml:space="preserve">Accelerated adoption of </w:t>
-      </w:r>
-      <w:proofErr w:type="spellStart"/>
-      <w:r>
-        <w:rPr>
-          <w:rFonts w:cs="Arial"/>
-          <w:szCs w:val="20"/>
-        </w:rPr>
-        <w:t>Dropwizard</w:t>
-      </w:r>
-      <w:proofErr w:type="spellEnd"/>
-      <w:r>
-        <w:rPr>
-          <w:rFonts w:cs="Arial"/>
-          <w:szCs w:val="20"/>
-        </w:rPr>
-        <w:t xml:space="preserve">-based Java microservices in place of Java monolith. Strategy primarily focused on isolating components of existing </w:t>
-      </w:r>
-      <w:proofErr w:type="gramStart"/>
-      <w:r>
-        <w:rPr>
-          <w:rFonts w:cs="Arial"/>
-          <w:szCs w:val="20"/>
-        </w:rPr>
-        <w:t>platform</w:t>
-      </w:r>
-      <w:proofErr w:type="gramEnd"/>
-      <w:r>
-        <w:rPr>
-          <w:rFonts w:cs="Arial"/>
-          <w:szCs w:val="20"/>
-        </w:rPr>
-        <w:t xml:space="preserve">, then transferring responsibility to the service layer alongside new functionality. </w:t>
-      </w:r>
-      <w:r>
-        <w:rPr>
-          <w:rFonts w:cs="Arial"/>
-          <w:szCs w:val="20"/>
-        </w:rPr>
-        <w:t>Results included better scalability of individual systems, allowing hundreds of requests per second in each datacenter to flow through efficiently.</w:t>
-      </w:r>
-    </w:p>
-    <w:p>
-      <w:pPr>
+          <w:rFonts w:ascii="Arial" w:hAnsi="Arial" w:eastAsia="Arial" w:cs="Arial"/>
+          <w:szCs w:val="20"/>
+        </w:rPr>
+      </w:pPr>
+      <w:r>
+        <w:rPr>
+          <w:rFonts w:eastAsia="Arial" w:cs="Arial"/>
+          <w:szCs w:val="20"/>
+        </w:rPr>
+        <w:t>Led the architectural transition from a Java monolith toward Dropwizard-based microservices, incrementally extracting platform capabilities into independently scalable services supporting hundreds of requests per second per datacenter.</w:t>
+      </w:r>
+    </w:p>
+    <w:p>
+      <w:pPr>
+        <w:pStyle w:val="Normal"/>
         <w:numPr>
           <w:ilvl w:val="0"/>
           <w:numId w:val="2"/>
         </w:numPr>
         <w:spacing w:before="40" w:after="40"/>
         <w:rPr>
-          <w:rFonts w:cs="Arial"/>
-          <w:szCs w:val="20"/>
-        </w:rPr>
-      </w:pPr>
-      <w:r>
-        <w:rPr>
-          <w:rFonts w:cs="Arial"/>
-          <w:szCs w:val="20"/>
-        </w:rPr>
-        <w:t>Prioritized usage of worker-based services that assumed responsibility for longer-running tasks, coordinating with product and engineering leadership to invest in tooling and auto-scaling that balanced immediate availability with low standby costs using AWS Batch container model.</w:t>
-      </w:r>
-    </w:p>
-    <w:p>
-      <w:pPr>
+          <w:rFonts w:ascii="Arial" w:hAnsi="Arial" w:eastAsia="Arial" w:cs="Arial"/>
+          <w:szCs w:val="20"/>
+        </w:rPr>
+      </w:pPr>
+      <w:r>
+        <w:rPr>
+          <w:rFonts w:eastAsia="Arial" w:cs="Arial"/>
+          <w:szCs w:val="20"/>
+        </w:rPr>
+        <w:t xml:space="preserve">Established worker-based service patterns for long-running workloads, using AWS Batch and autoscaling to balance workload availability, scalability, and infrastructure cost, </w:t>
+      </w:r>
+      <w:r>
+        <w:rPr>
+          <w:rFonts w:eastAsia="Arial" w:cs="Arial"/>
+          <w:szCs w:val="20"/>
+        </w:rPr>
+        <w:t>and the work needed to translate existing components to this model.</w:t>
+      </w:r>
+    </w:p>
+    <w:p>
+      <w:pPr>
+        <w:pStyle w:val="Normal"/>
         <w:numPr>
           <w:ilvl w:val="0"/>
           <w:numId w:val="2"/>
         </w:numPr>
         <w:spacing w:before="40" w:after="40"/>
         <w:rPr>
-          <w:rFonts w:cs="Arial"/>
-          <w:szCs w:val="20"/>
-        </w:rPr>
-      </w:pPr>
-      <w:r>
-        <w:rPr>
-          <w:rFonts w:cs="Arial"/>
-          <w:szCs w:val="20"/>
-        </w:rPr>
-        <w:t>Led backend incident triage and support escalation, reviewing system design and project design with log deep-dives to validate bug reports and propose solutions.</w:t>
-      </w:r>
-    </w:p>
-    <w:p>
-      <w:pPr>
+          <w:rFonts w:ascii="Arial" w:hAnsi="Arial" w:eastAsia="Arial" w:cs="Arial"/>
+          <w:szCs w:val="20"/>
+        </w:rPr>
+      </w:pPr>
+      <w:r>
+        <w:rPr>
+          <w:rFonts w:eastAsia="Arial" w:cs="Arial"/>
+          <w:szCs w:val="20"/>
+        </w:rPr>
+        <w:t>Led architecture-level incident reviews and escalations for complex backend failures, identifying systemic design issues and guiding corrective solutions across engineering teams.</w:t>
+      </w:r>
+    </w:p>
+    <w:p>
+      <w:pPr>
+        <w:pStyle w:val="Normal"/>
         <w:numPr>
           <w:ilvl w:val="0"/>
           <w:numId w:val="2"/>
         </w:numPr>
         <w:spacing w:before="40" w:after="40"/>
         <w:rPr>
-          <w:rFonts w:cs="Arial"/>
-          <w:szCs w:val="20"/>
-        </w:rPr>
-      </w:pPr>
-      <w:r>
-        <w:rPr>
-          <w:rFonts w:cs="Arial"/>
-          <w:szCs w:val="20"/>
-        </w:rPr>
-        <w:t>Engaged with customer solutions teams to identify design issues within their proposed solution in the monolithic application, including mitigation of recurring performance issues.</w:t>
-      </w:r>
-    </w:p>
-    <w:p>
-      <w:pPr>
-        <w:spacing w:before="40" w:after="40"/>
-        <w:rPr>
-          <w:rFonts w:cs="Arial"/>
-          <w:szCs w:val="20"/>
-        </w:rPr>
-      </w:pPr>
-    </w:p>
-    <w:p>
-      <w:pPr>
-        <w:spacing w:before="40" w:after="40"/>
-        <w:rPr>
-          <w:rFonts w:cs="Arial"/>
-          <w:szCs w:val="20"/>
-        </w:rPr>
-      </w:pPr>
-    </w:p>
-    <w:p>
-      <w:pPr>
-        <w:spacing w:before="40" w:after="40"/>
-        <w:rPr>
-          <w:rFonts w:cs="Arial"/>
-          <w:szCs w:val="20"/>
-        </w:rPr>
-      </w:pPr>
-    </w:p>
-    <w:p>
-      <w:pPr>
-        <w:spacing w:before="40" w:after="40"/>
-        <w:ind w:left="360"/>
-        <w:rPr>
-          <w:rFonts w:cs="Arial"/>
-          <w:szCs w:val="20"/>
-        </w:rPr>
-      </w:pPr>
-    </w:p>
-    <w:p>
-      <w:pPr>
+          <w:rFonts w:ascii="Arial" w:hAnsi="Arial" w:eastAsia="Arial" w:cs="Arial"/>
+          <w:szCs w:val="20"/>
+        </w:rPr>
+      </w:pPr>
+      <w:r>
+        <w:rPr>
+          <w:rFonts w:eastAsia="Arial" w:cs="Arial"/>
+          <w:szCs w:val="20"/>
+        </w:rPr>
+        <w:t>Partnered with customer solutions teams to review implementation architectures, identify systemic design and performance risks, and define scalable approaches consistent with the broader platform architecture.</w:t>
+      </w:r>
+    </w:p>
+    <w:p>
+      <w:pPr>
+        <w:pStyle w:val="Normal"/>
         <w:spacing w:before="100" w:after="40"/>
         <w:rPr>
-          <w:rFonts w:cs="Arial"/>
-          <w:szCs w:val="20"/>
-        </w:rPr>
-      </w:pPr>
-      <w:r>
-        <w:rPr>
-          <w:rFonts w:cs="Arial"/>
+          <w:rFonts w:ascii="Arial" w:hAnsi="Arial" w:eastAsia="Arial" w:cs="Arial"/>
+          <w:szCs w:val="20"/>
+        </w:rPr>
+      </w:pPr>
+      <w:r>
+        <w:rPr>
+          <w:rFonts w:eastAsia="Arial" w:cs="Arial"/>
           <w:b/>
           <w:bCs/>
           <w:szCs w:val="20"/>
           <w:u w:val="single"/>
         </w:rPr>
-        <w:lastRenderedPageBreak/>
         <w:t>Senior Technical Lead</w:t>
       </w:r>
       <w:r>
         <w:rPr>
-          <w:rFonts w:cs="Arial"/>
+          <w:rFonts w:eastAsia="Arial" w:cs="Arial"/>
           <w:color w:val="595959"/>
           <w:szCs w:val="20"/>
         </w:rPr>
@@ -721,19 +716,20 @@
     </w:p>
     <w:p>
       <w:pPr>
+        <w:pStyle w:val="Normal"/>
         <w:numPr>
           <w:ilvl w:val="0"/>
           <w:numId w:val="2"/>
         </w:numPr>
         <w:spacing w:before="40" w:after="40"/>
         <w:rPr>
-          <w:rFonts w:cs="Arial"/>
-          <w:szCs w:val="20"/>
-        </w:rPr>
-      </w:pPr>
-      <w:r>
-        <w:rPr>
-          <w:rFonts w:cs="Arial"/>
+          <w:rFonts w:ascii="Arial" w:hAnsi="Arial" w:eastAsia="Arial" w:cs="Arial"/>
+          <w:szCs w:val="20"/>
+        </w:rPr>
+      </w:pPr>
+      <w:r>
+        <w:rPr>
+          <w:rFonts w:eastAsia="Arial" w:cs="Arial"/>
           <w:szCs w:val="20"/>
         </w:rPr>
         <w:t>Led a ten-person hybrid US-Ukraine team delivering critical backend features for the platform using AWS and Salesforce offerings.</w:t>
@@ -741,75 +737,62 @@
     </w:p>
     <w:p>
       <w:pPr>
+        <w:pStyle w:val="Normal"/>
         <w:numPr>
           <w:ilvl w:val="0"/>
           <w:numId w:val="2"/>
         </w:numPr>
         <w:spacing w:before="40" w:after="40"/>
         <w:rPr>
-          <w:rFonts w:cs="Arial"/>
-          <w:szCs w:val="20"/>
-        </w:rPr>
-      </w:pPr>
-      <w:r>
-        <w:rPr>
-          <w:rFonts w:cs="Arial"/>
-          <w:szCs w:val="20"/>
-        </w:rPr>
-        <w:t>Accelerated releases from quarterly to daily by owning requirements, architecture, coding, testing, Scrum Master responsibilities, and release management.</w:t>
-      </w:r>
-    </w:p>
-    <w:p>
-      <w:pPr>
+          <w:rFonts w:ascii="Arial" w:hAnsi="Arial" w:eastAsia="Arial" w:cs="Arial"/>
+          <w:szCs w:val="20"/>
+        </w:rPr>
+      </w:pPr>
+      <w:r>
+        <w:rPr>
+          <w:rFonts w:eastAsia="Arial" w:cs="Arial"/>
+          <w:szCs w:val="20"/>
+        </w:rPr>
+        <w:t>Transformed the team's release model from quarterly deployments to daily delivery by redesigning engineering practices across requirements, architecture, development, testing, and release management.</w:t>
+      </w:r>
+    </w:p>
+    <w:p>
+      <w:pPr>
+        <w:pStyle w:val="Normal"/>
         <w:numPr>
           <w:ilvl w:val="0"/>
           <w:numId w:val="2"/>
         </w:numPr>
         <w:spacing w:before="40" w:after="40"/>
         <w:rPr>
-          <w:rFonts w:cs="Arial"/>
-          <w:szCs w:val="20"/>
-        </w:rPr>
-      </w:pPr>
-      <w:r>
-        <w:rPr>
-          <w:rFonts w:cs="Arial"/>
-          <w:szCs w:val="20"/>
-        </w:rPr>
-        <w:t xml:space="preserve">Improved synchronization between Salesforce </w:t>
-      </w:r>
-      <w:proofErr w:type="spellStart"/>
-      <w:r>
-        <w:rPr>
-          <w:rFonts w:cs="Arial"/>
-          <w:szCs w:val="20"/>
-        </w:rPr>
-        <w:t>SObjects</w:t>
-      </w:r>
-      <w:proofErr w:type="spellEnd"/>
-      <w:r>
-        <w:rPr>
-          <w:rFonts w:cs="Arial"/>
-          <w:szCs w:val="20"/>
-        </w:rPr>
-        <w:t xml:space="preserve"> and the AWS backend, increasing sync reliability, accelerating troubleshooting, and stabilizing environment staging.</w:t>
-      </w:r>
-    </w:p>
-    <w:p>
-      <w:pPr>
+          <w:rFonts w:ascii="Arial" w:hAnsi="Arial" w:eastAsia="Arial" w:cs="Arial"/>
+          <w:szCs w:val="20"/>
+        </w:rPr>
+      </w:pPr>
+      <w:r>
+        <w:rPr>
+          <w:rFonts w:eastAsia="Arial" w:cs="Arial"/>
+          <w:szCs w:val="20"/>
+        </w:rPr>
+        <w:t>Improved synchronization between Salesforce SObjects and the AWS backend, increasing sync reliability, accelerating troubleshooting, and stabilizing environment staging.</w:t>
+      </w:r>
+    </w:p>
+    <w:p>
+      <w:pPr>
+        <w:pStyle w:val="Normal"/>
         <w:numPr>
           <w:ilvl w:val="0"/>
           <w:numId w:val="2"/>
         </w:numPr>
         <w:spacing w:before="40" w:after="40"/>
         <w:rPr>
-          <w:rFonts w:cs="Arial"/>
-          <w:szCs w:val="20"/>
-        </w:rPr>
-      </w:pPr>
-      <w:r>
-        <w:rPr>
-          <w:rFonts w:cs="Arial"/>
+          <w:rFonts w:ascii="Arial" w:hAnsi="Arial" w:eastAsia="Arial" w:cs="Arial"/>
+          <w:szCs w:val="20"/>
+        </w:rPr>
+      </w:pPr>
+      <w:r>
+        <w:rPr>
+          <w:rFonts w:eastAsia="Arial" w:cs="Arial"/>
           <w:szCs w:val="20"/>
         </w:rPr>
         <w:t>Integrated AWS Redshift into platform stack, offering a cost-efficient alternative to using SQL Server Enterprise for analytics, with support for variable workloads.</w:t>
@@ -817,153 +800,154 @@
     </w:p>
     <w:p>
       <w:pPr>
+        <w:pStyle w:val="Normal"/>
         <w:numPr>
           <w:ilvl w:val="0"/>
           <w:numId w:val="2"/>
         </w:numPr>
         <w:spacing w:before="40" w:after="40"/>
         <w:rPr>
-          <w:rFonts w:cs="Arial"/>
-          <w:szCs w:val="20"/>
-        </w:rPr>
-      </w:pPr>
-      <w:r>
-        <w:rPr>
-          <w:rFonts w:cs="Arial"/>
-          <w:szCs w:val="20"/>
-        </w:rPr>
-        <w:t>Deployed</w:t>
-      </w:r>
-      <w:r>
-        <w:rPr>
-          <w:rFonts w:cs="Arial"/>
-          <w:szCs w:val="20"/>
-        </w:rPr>
-        <w:t xml:space="preserve"> AWS EMR solution as part of platform offering, allowing optional use of big data-style inbound data verification and cleanup operations as a standardized model. Clusters were created and destroyed through CloudFormation calls as part of their lifecycle for cost efficiency, resulting in zero standby cluster costs.</w:t>
-      </w:r>
-    </w:p>
-    <w:p>
-      <w:pPr>
+          <w:rFonts w:ascii="Arial" w:hAnsi="Arial" w:eastAsia="Arial" w:cs="Arial"/>
+          <w:szCs w:val="20"/>
+        </w:rPr>
+      </w:pPr>
+      <w:r>
+        <w:rPr>
+          <w:rFonts w:eastAsia="Arial" w:cs="Arial"/>
+          <w:szCs w:val="20"/>
+        </w:rPr>
+        <w:t>Deployed AWS EMR solution as part of platform offering, allowing optional use of big data-style inbound data verification and cleanup operations as a standardized model. Clusters were created and destroyed through CloudFormation calls as part of their lifecycle for cost efficiency, resulting in zero standby cluster costs.</w:t>
+      </w:r>
+    </w:p>
+    <w:p>
+      <w:pPr>
+        <w:pStyle w:val="Normal"/>
         <w:numPr>
           <w:ilvl w:val="0"/>
           <w:numId w:val="2"/>
         </w:numPr>
         <w:spacing w:before="40" w:after="40"/>
         <w:rPr>
-          <w:rFonts w:cs="Arial"/>
-          <w:szCs w:val="20"/>
-        </w:rPr>
-      </w:pPr>
-      <w:r>
-        <w:rPr>
-          <w:rFonts w:cs="Arial"/>
-          <w:szCs w:val="20"/>
-        </w:rPr>
-        <w:t>Designed and led Custom Job Workflows with architecture team</w:t>
-      </w:r>
-      <w:r>
-        <w:rPr>
-          <w:rFonts w:cs="Arial"/>
-          <w:szCs w:val="20"/>
-        </w:rPr>
-        <w:t>, uncoupling customer logic from static jobs and achieving near-100% adoption across existing projects while preserving backward compatibility. Supported evolution of unique customer needs within a consistent platform.</w:t>
-      </w:r>
-    </w:p>
-    <w:p>
-      <w:pPr>
+          <w:rFonts w:ascii="Arial" w:hAnsi="Arial" w:eastAsia="Arial" w:cs="Arial"/>
+          <w:szCs w:val="20"/>
+        </w:rPr>
+      </w:pPr>
+      <w:r>
+        <w:rPr>
+          <w:rFonts w:eastAsia="Arial" w:cs="Arial"/>
+          <w:szCs w:val="20"/>
+        </w:rPr>
+        <w:t>Designed and led Custom Job Workflows with architecture team, uncoupling customer logic from static jobs and achieving near-100% adoption across existing projects while preserving backward compatibility. Supported evolution of unique customer needs within a consistent platform.</w:t>
+      </w:r>
+    </w:p>
+    <w:p>
+      <w:pPr>
+        <w:pStyle w:val="Normal"/>
         <w:spacing w:before="40" w:after="40"/>
         <w:rPr>
-          <w:rFonts w:cs="Arial"/>
-          <w:szCs w:val="20"/>
-        </w:rPr>
-      </w:pPr>
-    </w:p>
-    <w:p>
-      <w:pPr>
+          <w:rFonts w:ascii="Arial" w:hAnsi="Arial" w:eastAsia="Arial" w:cs="Arial"/>
+          <w:szCs w:val="20"/>
+        </w:rPr>
+      </w:pPr>
+      <w:r>
+        <w:rPr>
+          <w:rFonts w:eastAsia="Arial" w:cs="Arial"/>
+          <w:szCs w:val="20"/>
+        </w:rPr>
+      </w:r>
+    </w:p>
+    <w:p>
+      <w:pPr>
+        <w:pStyle w:val="Normal"/>
         <w:spacing w:before="80" w:after="40"/>
         <w:rPr>
-          <w:rFonts w:cs="Arial"/>
-          <w:szCs w:val="20"/>
-        </w:rPr>
-      </w:pPr>
-      <w:r>
-        <w:rPr>
-          <w:rFonts w:cs="Arial"/>
+          <w:rFonts w:ascii="Arial" w:hAnsi="Arial" w:eastAsia="Arial" w:cs="Arial"/>
+          <w:szCs w:val="20"/>
+        </w:rPr>
+      </w:pPr>
+      <w:r>
+        <w:rPr>
+          <w:rFonts w:eastAsia="Arial" w:cs="Arial"/>
           <w:b/>
           <w:bCs/>
           <w:sz w:val="22"/>
           <w:szCs w:val="22"/>
         </w:rPr>
-        <w:t xml:space="preserve">BNSF Railway </w:t>
-      </w:r>
-      <w:proofErr w:type="gramStart"/>
-      <w:r>
-        <w:rPr>
-          <w:rFonts w:cs="Arial"/>
+        <w:t>BNSF Railway Company</w:t>
+      </w:r>
+      <w:r>
+        <w:rPr>
+          <w:rFonts w:eastAsia="Arial" w:cs="Arial"/>
+          <w:color w:val="595959"/>
+          <w:szCs w:val="20"/>
+        </w:rPr>
+        <w:t xml:space="preserve">  |  Fort Worth, TX  |  June 2013 – June 2015</w:t>
+      </w:r>
+    </w:p>
+    <w:p>
+      <w:pPr>
+        <w:pStyle w:val="BodyText"/>
+        <w:spacing w:before="80" w:after="40"/>
+        <w:rPr>
+          <w:rFonts w:ascii="Arial" w:hAnsi="Arial" w:eastAsia="Arial" w:cs="Arial"/>
+          <w:i/>
+          <w:iCs/>
+          <w:color w:val="595959"/>
+          <w:szCs w:val="20"/>
+        </w:rPr>
+      </w:pPr>
+      <w:r>
+        <w:rPr>
+          <w:rFonts w:eastAsia="Arial" w:cs="Arial"/>
+          <w:i/>
+          <w:iCs/>
+          <w:color w:val="595959"/>
+          <w:szCs w:val="20"/>
+        </w:rPr>
+        <w:t>BNSF is o</w:t>
+      </w:r>
+      <w:r>
+        <w:rPr>
+          <w:rFonts w:eastAsia="Arial" w:cs="Arial"/>
+          <w:i/>
+          <w:iCs/>
+          <w:color w:val="595959"/>
+          <w:szCs w:val="20"/>
+        </w:rPr>
+        <w:t>ne of North America’s largest freight railroads, operating a nationwide transportation network supporting industrial and commercial supply chains.</w:t>
+      </w:r>
+    </w:p>
+    <w:p>
+      <w:pPr>
+        <w:pStyle w:val="Normal"/>
+        <w:spacing w:before="80" w:after="40"/>
+        <w:rPr>
+          <w:rFonts w:ascii="Arial" w:hAnsi="Arial" w:eastAsia="Arial" w:cs="Arial"/>
+          <w:szCs w:val="20"/>
+        </w:rPr>
+      </w:pPr>
+      <w:r>
+        <w:rPr>
+          <w:rFonts w:eastAsia="Arial" w:cs="Arial"/>
+          <w:color w:val="595959"/>
+          <w:szCs w:val="20"/>
+        </w:rPr>
+      </w:r>
+    </w:p>
+    <w:p>
+      <w:pPr>
+        <w:pStyle w:val="Normal"/>
+        <w:spacing w:before="60" w:after="40"/>
+        <w:rPr>
+          <w:rFonts w:ascii="Arial" w:hAnsi="Arial" w:eastAsia="Arial" w:cs="Arial"/>
+          <w:szCs w:val="20"/>
+        </w:rPr>
+      </w:pPr>
+      <w:r>
+        <w:rPr>
+          <w:rFonts w:eastAsia="Arial" w:cs="Arial"/>
           <w:b/>
           <w:bCs/>
-          <w:sz w:val="22"/>
-          <w:szCs w:val="22"/>
-        </w:rPr>
-        <w:t>Company</w:t>
-      </w:r>
-      <w:r>
-        <w:rPr>
-          <w:rFonts w:cs="Arial"/>
-          <w:color w:val="595959"/>
-          <w:szCs w:val="20"/>
-        </w:rPr>
-        <w:t xml:space="preserve">  |</w:t>
-      </w:r>
-      <w:proofErr w:type="gramEnd"/>
-      <w:r>
-        <w:rPr>
-          <w:rFonts w:cs="Arial"/>
-          <w:color w:val="595959"/>
-          <w:szCs w:val="20"/>
-        </w:rPr>
-        <w:t xml:space="preserve">  Fort Worth, </w:t>
-      </w:r>
-      <w:proofErr w:type="gramStart"/>
-      <w:r>
-        <w:rPr>
-          <w:rFonts w:cs="Arial"/>
-          <w:color w:val="595959"/>
-          <w:szCs w:val="20"/>
-        </w:rPr>
-        <w:t>TX  |</w:t>
-      </w:r>
-      <w:proofErr w:type="gramEnd"/>
-      <w:r>
-        <w:rPr>
-          <w:rFonts w:cs="Arial"/>
-          <w:color w:val="595959"/>
-          <w:szCs w:val="20"/>
-        </w:rPr>
-        <w:t xml:space="preserve">  June 2013 – June 2015</w:t>
-      </w:r>
-      <w:r>
-        <w:rPr>
-          <w:rFonts w:cs="Arial"/>
-          <w:color w:val="595959"/>
-          <w:szCs w:val="20"/>
-        </w:rPr>
-        <w:br/>
-      </w:r>
-    </w:p>
-    <w:p>
-      <w:pPr>
-        <w:spacing w:before="60" w:after="40"/>
-        <w:rPr>
-          <w:rFonts w:cs="Arial"/>
-          <w:szCs w:val="20"/>
-        </w:rPr>
-      </w:pPr>
-      <w:r>
-        <w:rPr>
-          <w:rFonts w:cs="Arial"/>
-          <w:b/>
-          <w:bCs/>
           <w:szCs w:val="20"/>
           <w:u w:val="single"/>
         </w:rPr>
@@ -972,67 +956,77 @@
     </w:p>
     <w:p>
       <w:pPr>
+        <w:pStyle w:val="Normal"/>
         <w:numPr>
           <w:ilvl w:val="0"/>
           <w:numId w:val="2"/>
         </w:numPr>
         <w:spacing w:before="40" w:after="40"/>
         <w:rPr>
-          <w:rFonts w:cs="Arial"/>
-          <w:szCs w:val="20"/>
-        </w:rPr>
-      </w:pPr>
-      <w:r>
-        <w:rPr>
-          <w:rFonts w:cs="Arial"/>
-          <w:szCs w:val="20"/>
-        </w:rPr>
-        <w:t>Software developer on a large distributed agile development team working closely with BNSF's team of mechanical experts to deliver a predictive analytics solution to reduce derailments and increase reliability of rolling stock.</w:t>
-      </w:r>
-    </w:p>
-    <w:p>
-      <w:pPr>
+          <w:rFonts w:ascii="Arial" w:hAnsi="Arial" w:eastAsia="Arial" w:cs="Arial"/>
+          <w:szCs w:val="20"/>
+        </w:rPr>
+      </w:pPr>
+      <w:r>
+        <w:rPr>
+          <w:rFonts w:eastAsia="Arial" w:cs="Arial"/>
+          <w:szCs w:val="20"/>
+        </w:rPr>
+        <w:t>Developed Java-based predictive analytics systems with mechanical engineering experts to identify rolling-stock risks, reduce derailments, and improve fleet reliability.</w:t>
+      </w:r>
+    </w:p>
+    <w:p>
+      <w:pPr>
+        <w:pStyle w:val="Normal"/>
         <w:numPr>
           <w:ilvl w:val="0"/>
           <w:numId w:val="2"/>
         </w:numPr>
         <w:spacing w:before="40" w:after="40"/>
         <w:rPr>
-          <w:rFonts w:cs="Arial"/>
-          <w:szCs w:val="20"/>
-        </w:rPr>
-      </w:pPr>
-      <w:r>
-        <w:rPr>
-          <w:rFonts w:cs="Arial"/>
-          <w:szCs w:val="20"/>
-        </w:rPr>
-        <w:t>Team delivered Java applications and data directly to the Network Operations Center for evaluation by human experts on a 24/7/365 basis, utilizing IBM DB2 as the primary datastore and a WebSphere Application Server stack</w:t>
-      </w:r>
-    </w:p>
-    <w:p>
-      <w:pPr>
+          <w:rFonts w:ascii="Arial" w:hAnsi="Arial" w:eastAsia="Arial" w:cs="Arial"/>
+          <w:szCs w:val="20"/>
+        </w:rPr>
+      </w:pPr>
+      <w:r>
+        <w:rPr>
+          <w:rFonts w:eastAsia="Arial" w:cs="Arial"/>
+          <w:szCs w:val="20"/>
+        </w:rPr>
+        <w:t>Delivered Java applications and predictive analytics data to BNSF's Network Operations Center for continuous 24/7/365 operational evaluation, using IBM DB2 and WebSphere.</w:t>
+      </w:r>
+    </w:p>
+    <w:p>
+      <w:pPr>
+        <w:pStyle w:val="Normal"/>
         <w:spacing w:before="40" w:after="40"/>
         <w:rPr>
-          <w:rFonts w:cs="Arial"/>
-          <w:szCs w:val="20"/>
-        </w:rPr>
-      </w:pPr>
-    </w:p>
-    <w:p>
-      <w:pPr>
+          <w:rFonts w:ascii="Arial" w:hAnsi="Arial" w:eastAsia="Arial" w:cs="Arial"/>
+          <w:szCs w:val="20"/>
+        </w:rPr>
+      </w:pPr>
+      <w:r>
+        <w:rPr>
+          <w:rFonts w:eastAsia="Arial" w:cs="Arial"/>
+          <w:szCs w:val="20"/>
+        </w:rPr>
+      </w:r>
+    </w:p>
+    <w:p>
+      <w:pPr>
+        <w:pStyle w:val="Normal"/>
         <w:pBdr>
           <w:bottom w:val="single" w:sz="6" w:space="1" w:color="1F4E79"/>
         </w:pBdr>
         <w:spacing w:before="200" w:after="60"/>
         <w:rPr>
-          <w:rFonts w:cs="Arial"/>
-          <w:szCs w:val="20"/>
-        </w:rPr>
-      </w:pPr>
-      <w:r>
-        <w:rPr>
-          <w:rFonts w:cs="Arial"/>
+          <w:rFonts w:ascii="Arial" w:hAnsi="Arial" w:eastAsia="Arial" w:cs="Arial"/>
+          <w:szCs w:val="20"/>
+        </w:rPr>
+      </w:pPr>
+      <w:r>
+        <w:rPr>
+          <w:rFonts w:eastAsia="Arial" w:cs="Arial"/>
           <w:b/>
           <w:bCs/>
           <w:color w:val="000000"/>
@@ -1044,132 +1038,154 @@
     </w:p>
     <w:p>
       <w:pPr>
+        <w:pStyle w:val="BodyText"/>
         <w:spacing w:before="60" w:after="50"/>
         <w:rPr>
-          <w:rFonts w:cs="Arial"/>
-          <w:szCs w:val="20"/>
-        </w:rPr>
-      </w:pPr>
-      <w:r>
-        <w:rPr>
-          <w:rFonts w:cs="Arial"/>
-          <w:b/>
-          <w:bCs/>
-          <w:szCs w:val="20"/>
-        </w:rPr>
-        <w:t xml:space="preserve">Cloud and Platforms: </w:t>
-      </w:r>
-      <w:r>
-        <w:rPr>
-          <w:rFonts w:cs="Arial"/>
-          <w:szCs w:val="20"/>
-        </w:rPr>
-        <w:t xml:space="preserve">Amazon </w:t>
-      </w:r>
-      <w:r>
-        <w:rPr>
-          <w:rFonts w:cs="Arial"/>
-          <w:szCs w:val="20"/>
-        </w:rPr>
-        <w:t>Aurora (</w:t>
-      </w:r>
-      <w:r>
-        <w:rPr>
-          <w:rFonts w:cs="Arial"/>
-          <w:szCs w:val="20"/>
-        </w:rPr>
-        <w:t>PostgreSQL-Compatible), Amazon Redshift, Amazon Elastic Container Service (ECS), Amazon EC2, Amazon Simple Workflow Service (SWF), AWS Lambda, AWS Batch, AWS CloudFormation, Salesforce Platform</w:t>
-      </w:r>
-    </w:p>
-    <w:p>
-      <w:pPr>
-        <w:spacing w:after="50"/>
-        <w:rPr>
-          <w:rFonts w:cs="Arial"/>
-          <w:szCs w:val="20"/>
-        </w:rPr>
-      </w:pPr>
-      <w:r>
-        <w:rPr>
-          <w:rFonts w:cs="Arial"/>
-          <w:b/>
-          <w:bCs/>
-          <w:szCs w:val="20"/>
-        </w:rPr>
-        <w:t xml:space="preserve">Languages: </w:t>
-      </w:r>
-      <w:r>
-        <w:rPr>
-          <w:rFonts w:cs="Arial"/>
-          <w:szCs w:val="20"/>
-        </w:rPr>
-        <w:t>Java, Python, R, SQL, Salesforce Apex</w:t>
-      </w:r>
-    </w:p>
-    <w:p>
-      <w:r>
-        <w:rPr>
-          <w:rFonts w:cs="Arial"/>
-          <w:b/>
-          <w:bCs/>
-          <w:szCs w:val="20"/>
-        </w:rPr>
-        <w:t xml:space="preserve">Technologies &amp; Tools: </w:t>
-      </w:r>
-      <w:proofErr w:type="spellStart"/>
-      <w:r>
-        <w:rPr>
-          <w:rFonts w:cs="Arial"/>
-          <w:szCs w:val="20"/>
-        </w:rPr>
-        <w:t>OpenCode</w:t>
-      </w:r>
-      <w:proofErr w:type="spellEnd"/>
-      <w:r>
-        <w:rPr>
-          <w:rFonts w:cs="Arial"/>
-          <w:szCs w:val="20"/>
-        </w:rPr>
-        <w:t xml:space="preserve">, OpenAI Codex, </w:t>
-      </w:r>
-      <w:r>
-        <w:rPr>
-          <w:rFonts w:cs="Arial"/>
-          <w:szCs w:val="20"/>
-        </w:rPr>
-        <w:t xml:space="preserve">SQL Server, ELK Stack, Jira, </w:t>
-      </w:r>
-      <w:proofErr w:type="spellStart"/>
-      <w:r>
-        <w:rPr>
-          <w:rFonts w:cs="Arial"/>
-          <w:szCs w:val="20"/>
-        </w:rPr>
-        <w:t>Dropwizard</w:t>
-      </w:r>
-      <w:proofErr w:type="spellEnd"/>
-      <w:r>
-        <w:rPr>
-          <w:rFonts w:cs="Arial"/>
-          <w:szCs w:val="20"/>
-        </w:rPr>
-        <w:t>, PostgreSQL, REST APIs, Multitenancy, Docker</w:t>
-      </w:r>
-    </w:p>
-    <w:p>
-      <w:pPr>
+          <w:rFonts w:ascii="Arial" w:hAnsi="Arial" w:eastAsia="Arial" w:cs="Arial"/>
+          <w:szCs w:val="20"/>
+        </w:rPr>
+      </w:pPr>
+      <w:r>
+        <w:rPr>
+          <w:rStyle w:val="Strong"/>
+          <w:rFonts w:eastAsia="Arial" w:cs="Arial"/>
+          <w:szCs w:val="20"/>
+        </w:rPr>
+        <w:t>Architecture &amp; Platforms:</w:t>
+      </w:r>
+      <w:r>
+        <w:rPr>
+          <w:rFonts w:eastAsia="Arial" w:cs="Arial"/>
+          <w:szCs w:val="20"/>
+        </w:rPr>
+        <w:t xml:space="preserve"> Distributed Systems, Microservices, REST APIs, Event/Worker Architectures, Multitenancy, Platform Modernization, Cloud Architecture</w:t>
+      </w:r>
+    </w:p>
+    <w:p>
+      <w:pPr>
+        <w:pStyle w:val="BodyText"/>
+        <w:spacing w:before="60" w:after="50"/>
+        <w:rPr>
+          <w:szCs w:val="20"/>
+        </w:rPr>
+      </w:pPr>
+      <w:r>
+        <w:rPr>
+          <w:rStyle w:val="Strong"/>
+          <w:szCs w:val="20"/>
+        </w:rPr>
+        <w:t>Cloud:</w:t>
+      </w:r>
+      <w:r>
+        <w:rPr>
+          <w:szCs w:val="20"/>
+        </w:rPr>
+        <w:t xml:space="preserve"> AWS, ECS, EC2, Lambda, Batch, Aurora PostgreSQL, EMR, CloudFormation</w:t>
+      </w:r>
+    </w:p>
+    <w:p>
+      <w:pPr>
+        <w:pStyle w:val="BodyText"/>
+        <w:spacing w:before="60" w:after="50"/>
+        <w:rPr>
+          <w:szCs w:val="20"/>
+        </w:rPr>
+      </w:pPr>
+      <w:r>
+        <w:rPr>
+          <w:rStyle w:val="Strong"/>
+          <w:szCs w:val="20"/>
+        </w:rPr>
+        <w:t>Languages:</w:t>
+      </w:r>
+      <w:r>
+        <w:rPr>
+          <w:szCs w:val="20"/>
+        </w:rPr>
+        <w:t xml:space="preserve"> Java, Python, SQL, R, Salesforce Apex</w:t>
+      </w:r>
+    </w:p>
+    <w:p>
+      <w:pPr>
+        <w:pStyle w:val="BodyText"/>
+        <w:spacing w:before="60" w:after="50"/>
+        <w:rPr>
+          <w:szCs w:val="20"/>
+        </w:rPr>
+      </w:pPr>
+      <w:r>
+        <w:rPr>
+          <w:rStyle w:val="Strong"/>
+          <w:szCs w:val="20"/>
+        </w:rPr>
+        <w:t>Data &amp; Infrastructure:</w:t>
+      </w:r>
+      <w:r>
+        <w:rPr>
+          <w:szCs w:val="20"/>
+        </w:rPr>
+        <w:t xml:space="preserve"> PostgreSQL, SQL Server, Redshift, Docker, ELK Stack</w:t>
+      </w:r>
+    </w:p>
+    <w:p>
+      <w:pPr>
+        <w:pStyle w:val="BodyText"/>
+        <w:spacing w:before="60" w:after="50"/>
+        <w:rPr>
+          <w:szCs w:val="20"/>
+        </w:rPr>
+      </w:pPr>
+      <w:r>
+        <w:rPr>
+          <w:rStyle w:val="Strong"/>
+          <w:szCs w:val="20"/>
+        </w:rPr>
+        <w:t>Engineering:</w:t>
+      </w:r>
+      <w:r>
+        <w:rPr>
+          <w:szCs w:val="20"/>
+        </w:rPr>
+        <w:t xml:space="preserve"> CI/CD, Git, Observability, Production Operations, System Design, </w:t>
+      </w:r>
+      <w:r>
+        <w:rPr>
+          <w:szCs w:val="20"/>
+        </w:rPr>
+        <w:t>OpenAI Codex, OpenCode. Architecture Reviews</w:t>
+      </w:r>
+    </w:p>
+    <w:p>
+      <w:pPr>
+        <w:pStyle w:val="Normal"/>
+        <w:spacing w:before="60" w:after="50"/>
+        <w:rPr>
+          <w:rFonts w:ascii="Arial" w:hAnsi="Arial" w:eastAsia="Arial" w:cs="Arial"/>
+          <w:szCs w:val="20"/>
+        </w:rPr>
+      </w:pPr>
+      <w:r>
+        <w:rPr>
+          <w:rFonts w:eastAsia="Arial" w:cs="Arial"/>
+          <w:szCs w:val="20"/>
+        </w:rPr>
+      </w:r>
+    </w:p>
+    <w:p>
+      <w:pPr>
+        <w:pStyle w:val="Normal"/>
         <w:pBdr>
           <w:bottom w:val="single" w:sz="6" w:space="1" w:color="1F4E79"/>
         </w:pBdr>
         <w:spacing w:before="200" w:after="60"/>
         <w:rPr>
-          <w:rFonts w:cs="Arial"/>
-          <w:szCs w:val="20"/>
-        </w:rPr>
-      </w:pPr>
-      <w:r>
-        <w:rPr>
-          <w:rFonts w:cs="Arial"/>
+          <w:rFonts w:ascii="Arial" w:hAnsi="Arial" w:eastAsia="Arial" w:cs="Arial"/>
+          <w:szCs w:val="20"/>
+        </w:rPr>
+      </w:pPr>
+      <w:r>
+        <w:rPr>
+          <w:rFonts w:eastAsia="Arial" w:cs="Arial"/>
           <w:b/>
           <w:bCs/>
           <w:color w:val="000000"/>
@@ -1181,9 +1197,10 @@
     </w:p>
     <w:p>
       <w:pPr>
+        <w:pStyle w:val="Normal"/>
         <w:spacing w:before="80" w:after="30"/>
         <w:rPr>
-          <w:rFonts w:cs="Arial"/>
+          <w:rFonts w:ascii="Arial" w:hAnsi="Arial" w:eastAsia="Arial" w:cs="Arial"/>
           <w:i/>
           <w:iCs/>
           <w:szCs w:val="20"/>
@@ -1191,7 +1208,7 @@
       </w:pPr>
       <w:r>
         <w:rPr>
-          <w:rFonts w:cs="Arial"/>
+          <w:rFonts w:eastAsia="Arial" w:cs="Arial"/>
           <w:b/>
           <w:bCs/>
           <w:szCs w:val="20"/>
@@ -1201,41 +1218,61 @@
     </w:p>
     <w:p>
       <w:pPr>
-        <w:spacing w:after="60"/>
-        <w:rPr>
-          <w:rFonts w:cs="Arial"/>
-          <w:szCs w:val="20"/>
-        </w:rPr>
-      </w:pPr>
-      <w:r>
-        <w:rPr>
-          <w:rFonts w:cs="Arial"/>
+        <w:pStyle w:val="Normal"/>
+        <w:spacing w:before="0" w:after="60"/>
+        <w:rPr>
+          <w:rFonts w:ascii="Arial" w:hAnsi="Arial" w:eastAsia="Arial" w:cs="Arial"/>
+          <w:szCs w:val="20"/>
+        </w:rPr>
+      </w:pPr>
+      <w:r>
+        <w:rPr>
+          <w:rFonts w:eastAsia="Arial" w:cs="Arial"/>
           <w:color w:val="595959"/>
           <w:szCs w:val="20"/>
         </w:rPr>
-        <w:t>Rawls College of Business, Texas Tech University, Lubbock, TX</w:t>
-      </w:r>
-    </w:p>
-    <w:p>
-      <w:pPr>
-        <w:spacing w:after="60"/>
-        <w:rPr>
-          <w:rFonts w:cs="Arial"/>
-          <w:szCs w:val="20"/>
-        </w:rPr>
-      </w:pPr>
-    </w:p>
-    <w:p>
-      <w:pPr>
+        <w:t>Texas Tech University, Lubbock, TX</w:t>
+        <w:br/>
+      </w:r>
+      <w:r>
+        <w:rPr>
+          <w:rFonts w:eastAsia="Arial" w:cs="Arial"/>
+          <w:i/>
+          <w:iCs/>
+          <w:color w:val="595959"/>
+          <w:szCs w:val="20"/>
+        </w:rPr>
+        <w:t>Rawls College of Business</w:t>
+      </w:r>
+    </w:p>
+    <w:p>
+      <w:pPr>
+        <w:pStyle w:val="Normal"/>
+        <w:spacing w:before="0" w:after="60"/>
+        <w:rPr>
+          <w:rFonts w:ascii="Arial" w:hAnsi="Arial" w:eastAsia="Arial" w:cs="Arial"/>
+          <w:szCs w:val="20"/>
+        </w:rPr>
+      </w:pPr>
+      <w:r>
+        <w:rPr>
+          <w:rFonts w:eastAsia="Arial" w:cs="Arial"/>
+          <w:szCs w:val="20"/>
+        </w:rPr>
+      </w:r>
+    </w:p>
+    <w:p>
+      <w:pPr>
+        <w:pStyle w:val="Normal"/>
         <w:spacing w:before="60" w:after="30"/>
         <w:rPr>
-          <w:rFonts w:cs="Arial"/>
-          <w:szCs w:val="20"/>
-        </w:rPr>
-      </w:pPr>
-      <w:r>
-        <w:rPr>
-          <w:rFonts w:cs="Arial"/>
+          <w:rFonts w:ascii="Arial" w:hAnsi="Arial" w:eastAsia="Arial" w:cs="Arial"/>
+          <w:szCs w:val="20"/>
+        </w:rPr>
+      </w:pPr>
+      <w:r>
+        <w:rPr>
+          <w:rFonts w:eastAsia="Arial" w:cs="Arial"/>
           <w:b/>
           <w:bCs/>
           <w:szCs w:val="20"/>
@@ -1245,293 +1282,60 @@
     </w:p>
     <w:p>
       <w:pPr>
-        <w:spacing w:after="60"/>
-      </w:pPr>
-      <w:r>
-        <w:rPr>
-          <w:rFonts w:cs="Arial"/>
+        <w:pStyle w:val="Normal"/>
+        <w:spacing w:before="0" w:after="60"/>
+        <w:rPr>
+          <w:rFonts w:eastAsia="Arial" w:cs="Arial"/>
           <w:color w:val="595959"/>
           <w:szCs w:val="20"/>
         </w:rPr>
-        <w:t xml:space="preserve">Whitacre College of Engineering, Texas Tech University, Lubbock, </w:t>
-      </w:r>
-      <w:proofErr w:type="gramStart"/>
-      <w:r>
-        <w:rPr>
-          <w:rFonts w:cs="Arial"/>
+      </w:pPr>
+      <w:r>
+        <w:rPr>
+          <w:rFonts w:eastAsia="Arial" w:cs="Arial"/>
           <w:color w:val="595959"/>
           <w:szCs w:val="20"/>
         </w:rPr>
-        <w:t>TX  |</w:t>
-      </w:r>
-      <w:proofErr w:type="gramEnd"/>
-      <w:r>
-        <w:rPr>
-          <w:rFonts w:cs="Arial"/>
+        <w:t>Texas Tech University, Lubbock, TX  |  Minor: Mathematics</w:t>
+        <w:br/>
+      </w:r>
+      <w:r>
+        <w:rPr>
+          <w:rFonts w:eastAsia="Arial" w:cs="Arial"/>
+          <w:i/>
+          <w:iCs/>
           <w:color w:val="595959"/>
           <w:szCs w:val="20"/>
         </w:rPr>
-        <w:t xml:space="preserve">  Minor: Mathematics</w:t>
+        <w:t>Whitacre College of Engineering</w:t>
       </w:r>
     </w:p>
     <w:sectPr>
+      <w:type w:val="nextPage"/>
       <w:pgSz w:w="12240" w:h="15840"/>
-      <w:pgMar w:top="1080" w:right="1080" w:bottom="1080" w:left="1080" w:header="0" w:footer="0" w:gutter="0"/>
-      <w:cols w:space="720"/>
-      <w:formProt w:val="0"/>
-      <w:docGrid w:linePitch="360"/>
+      <w:pgMar w:left="1080" w:right="1080" w:gutter="0" w:header="0" w:top="1080" w:footer="0" w:bottom="1080"/>
+      <w:pgNumType w:fmt="decimal"/>
+      <w:formProt w:val="false"/>
+      <w:textDirection w:val="lrTb"/>
+      <w:docGrid w:type="default" w:linePitch="360" w:charSpace="0"/>
     </w:sectPr>
   </w:body>
 </w:document>
 </file>
 
 <file path=word/numbering.xml><?xml version="1.0" encoding="utf-8"?>
-<w:numbering xmlns:wpc="http://schemas.microsoft.com/office/word/2010/wordprocessingCanvas" xmlns:cx="http://schemas.microsoft.com/office/drawing/2014/chartex" xmlns:cx1="http://schemas.microsoft.com/office/drawing/2015/9/8/chartex" xmlns:cx2="http://schemas.microsoft.com/office/drawing/2015/10/21/chartex" xmlns:cx3="http://schemas.microsoft.com/office/drawing/2016/5/9/chartex" xmlns:cx4="http://schemas.microsoft.com/office/drawing/2016/5/10/chartex" xmlns:cx5="http://schemas.microsoft.com/office/drawing/2016/5/11/chartex" xmlns:cx6="http://schemas.microsoft.com/office/drawing/2016/5/12/chartex" xmlns:cx7="http://schemas.microsoft.com/office/drawing/2016/5/13/chartex" xmlns:cx8="http://schemas.microsoft.com/office/drawing/2016/5/14/chartex" xmlns:mc="http://schemas.openxmlformats.org/markup-compatibility/2006" xmlns:aink="http://schemas.microsoft.com/office/drawing/2016/ink" xmlns:am3d="http://schemas.microsoft.com/office/drawing/2017/model3d" xmlns:o="urn:schemas-microsoft-com:office:office" xmlns:oel="http://schemas.microsoft.com/office/2019/extlst" xmlns:r="http://schemas.openxmlformats.org/officeDocument/2006/relationships" xmlns:m="http://schemas.openxmlformats.org/officeDocument/2006/math" xmlns:v="urn:schemas-microsoft-com:vml" xmlns:wp14="http://schemas.microsoft.com/office/word/2010/wordprocessingDrawing" xmlns:wp="http://schemas.openxmlformats.org/drawingml/2006/wordprocessingDrawing" xmlns:w10="urn:schemas-microsoft-com:office:word" xmlns:w="http://schemas.openxmlformats.org/wordprocessingml/2006/main" xmlns:w14="http://schemas.microsoft.com/office/word/2010/wordml" xmlns:w15="http://schemas.microsoft.com/office/word/2012/wordml" xmlns:w16cei="http://schemas.microsoft.com/office/word/2026/wordml/cei" xmlns:w16cex="http://schemas.microsoft.com/office/word/2018/wordml/cex" xmlns:w16cid="http://schemas.microsoft.com/office/word/2016/wordml/cid" xmlns:w16="http://schemas.microsoft.com/office/word/2018/wordml" xmlns:w16du="http://schemas.microsoft.com/office/word/2023/wordml/word16du" xmlns:w16sdtdh="http://schemas.microsoft.com/office/word/2020/wordml/sdtdatahash" xmlns:w16sdtfl="http://schemas.microsoft.com/office/word/2024/wordml/sdtformatlock" xmlns:w16se="http://schemas.microsoft.com/office/word/2015/wordml/symex" xmlns:wpg="http://schemas.microsoft.com/office/word/2010/wordprocessingGroup" xmlns:wpi="http://schemas.microsoft.com/office/word/2010/wordprocessingInk" xmlns:wne="http://schemas.microsoft.com/office/word/2006/wordml" xmlns:wps="http://schemas.microsoft.com/office/word/2010/wordprocessingShape" mc:Ignorable="w14 w15 w16se w16cid w16 w16cex w16sdtdh w16sdtfl w16du wp14">
-  <w:abstractNum w:abstractNumId="0" w15:restartNumberingAfterBreak="0">
-    <w:nsid w:val="19E46916"/>
-    <w:multiLevelType w:val="multilevel"/>
-    <w:tmpl w:val="785004F2"/>
+<w:numbering xmlns:w="http://schemas.openxmlformats.org/wordprocessingml/2006/main" xmlns:o="urn:schemas-microsoft-com:office:office" xmlns:r="http://schemas.openxmlformats.org/officeDocument/2006/relationships" xmlns:v="urn:schemas-microsoft-com:vml" xmlns:mc="http://schemas.openxmlformats.org/markup-compatibility/2006" xmlns:w14="http://schemas.microsoft.com/office/word/2010/wordml" mc:Ignorable="w14">
+  <w:abstractNum w:abstractNumId="1">
     <w:lvl w:ilvl="0">
       <w:start w:val="1"/>
       <w:numFmt w:val="bullet"/>
       <w:lvlText w:val=""/>
-      <w:lvlJc w:val="left"/>
+      <w:lvlJc w:val="start"/>
       <w:pPr>
         <w:tabs>
           <w:tab w:val="num" w:pos="0"/>
         </w:tabs>
-        <w:ind w:left="360" w:hanging="180"/>
-      </w:pPr>
-      <w:rPr>
-        <w:rFonts w:ascii="Symbol" w:hAnsi="Symbol" w:cs="Symbol" w:hint="default"/>
-      </w:rPr>
-    </w:lvl>
-    <w:lvl w:ilvl="1">
-      <w:numFmt w:val="decimal"/>
-      <w:lvlText w:val=""/>
-      <w:lvlJc w:val="left"/>
-      <w:pPr>
-        <w:tabs>
-          <w:tab w:val="num" w:pos="0"/>
-        </w:tabs>
-        <w:ind w:left="0" w:firstLine="0"/>
-      </w:pPr>
-    </w:lvl>
-    <w:lvl w:ilvl="2">
-      <w:numFmt w:val="decimal"/>
-      <w:lvlText w:val=""/>
-      <w:lvlJc w:val="left"/>
-      <w:pPr>
-        <w:tabs>
-          <w:tab w:val="num" w:pos="0"/>
-        </w:tabs>
-        <w:ind w:left="0" w:firstLine="0"/>
-      </w:pPr>
-    </w:lvl>
-    <w:lvl w:ilvl="3">
-      <w:numFmt w:val="decimal"/>
-      <w:lvlText w:val=""/>
-      <w:lvlJc w:val="left"/>
-      <w:pPr>
-        <w:tabs>
-          <w:tab w:val="num" w:pos="0"/>
-        </w:tabs>
-        <w:ind w:left="0" w:firstLine="0"/>
-      </w:pPr>
-    </w:lvl>
-    <w:lvl w:ilvl="4">
-      <w:numFmt w:val="decimal"/>
-      <w:lvlText w:val=""/>
-      <w:lvlJc w:val="left"/>
-      <w:pPr>
-        <w:tabs>
-          <w:tab w:val="num" w:pos="0"/>
-        </w:tabs>
-        <w:ind w:left="0" w:firstLine="0"/>
-      </w:pPr>
-    </w:lvl>
-    <w:lvl w:ilvl="5">
-      <w:numFmt w:val="decimal"/>
-      <w:lvlText w:val=""/>
-      <w:lvlJc w:val="left"/>
-      <w:pPr>
-        <w:tabs>
-          <w:tab w:val="num" w:pos="0"/>
-        </w:tabs>
-        <w:ind w:left="0" w:firstLine="0"/>
-      </w:pPr>
-    </w:lvl>
-    <w:lvl w:ilvl="6">
-      <w:numFmt w:val="decimal"/>
-      <w:lvlText w:val=""/>
-      <w:lvlJc w:val="left"/>
-      <w:pPr>
-        <w:tabs>
-          <w:tab w:val="num" w:pos="0"/>
-        </w:tabs>
-        <w:ind w:left="0" w:firstLine="0"/>
-      </w:pPr>
-    </w:lvl>
-    <w:lvl w:ilvl="7">
-      <w:numFmt w:val="decimal"/>
-      <w:lvlText w:val=""/>
-      <w:lvlJc w:val="left"/>
-      <w:pPr>
-        <w:tabs>
-          <w:tab w:val="num" w:pos="0"/>
-        </w:tabs>
-        <w:ind w:left="0" w:firstLine="0"/>
-      </w:pPr>
-    </w:lvl>
-    <w:lvl w:ilvl="8">
-      <w:numFmt w:val="decimal"/>
-      <w:lvlText w:val=""/>
-      <w:lvlJc w:val="left"/>
-      <w:pPr>
-        <w:tabs>
-          <w:tab w:val="num" w:pos="0"/>
-        </w:tabs>
-        <w:ind w:left="0" w:firstLine="0"/>
-      </w:pPr>
-    </w:lvl>
-  </w:abstractNum>
-  <w:abstractNum w:abstractNumId="1" w15:restartNumberingAfterBreak="0">
-    <w:nsid w:val="2E28609B"/>
-    <w:multiLevelType w:val="multilevel"/>
-    <w:tmpl w:val="C408DD86"/>
-    <w:lvl w:ilvl="0">
-      <w:start w:val="1"/>
-      <w:numFmt w:val="none"/>
-      <w:suff w:val="nothing"/>
-      <w:lvlText w:val=""/>
-      <w:lvlJc w:val="left"/>
-      <w:pPr>
-        <w:tabs>
-          <w:tab w:val="num" w:pos="0"/>
-        </w:tabs>
-        <w:ind w:left="0" w:firstLine="0"/>
-      </w:pPr>
-    </w:lvl>
-    <w:lvl w:ilvl="1">
-      <w:start w:val="1"/>
-      <w:numFmt w:val="none"/>
-      <w:suff w:val="nothing"/>
-      <w:lvlText w:val=""/>
-      <w:lvlJc w:val="left"/>
-      <w:pPr>
-        <w:tabs>
-          <w:tab w:val="num" w:pos="0"/>
-        </w:tabs>
-        <w:ind w:left="0" w:firstLine="0"/>
-      </w:pPr>
-    </w:lvl>
-    <w:lvl w:ilvl="2">
-      <w:start w:val="1"/>
-      <w:numFmt w:val="none"/>
-      <w:suff w:val="nothing"/>
-      <w:lvlText w:val=""/>
-      <w:lvlJc w:val="left"/>
-      <w:pPr>
-        <w:tabs>
-          <w:tab w:val="num" w:pos="0"/>
-        </w:tabs>
-        <w:ind w:left="0" w:firstLine="0"/>
-      </w:pPr>
-    </w:lvl>
-    <w:lvl w:ilvl="3">
-      <w:start w:val="1"/>
-      <w:numFmt w:val="none"/>
-      <w:suff w:val="nothing"/>
-      <w:lvlText w:val=""/>
-      <w:lvlJc w:val="left"/>
-      <w:pPr>
-        <w:tabs>
-          <w:tab w:val="num" w:pos="0"/>
-        </w:tabs>
-        <w:ind w:left="0" w:firstLine="0"/>
-      </w:pPr>
-    </w:lvl>
-    <w:lvl w:ilvl="4">
-      <w:start w:val="1"/>
-      <w:numFmt w:val="none"/>
-      <w:suff w:val="nothing"/>
-      <w:lvlText w:val=""/>
-      <w:lvlJc w:val="left"/>
-      <w:pPr>
-        <w:tabs>
-          <w:tab w:val="num" w:pos="0"/>
-        </w:tabs>
-        <w:ind w:left="0" w:firstLine="0"/>
-      </w:pPr>
-    </w:lvl>
-    <w:lvl w:ilvl="5">
-      <w:start w:val="1"/>
-      <w:numFmt w:val="none"/>
-      <w:suff w:val="nothing"/>
-      <w:lvlText w:val=""/>
-      <w:lvlJc w:val="left"/>
-      <w:pPr>
-        <w:tabs>
-          <w:tab w:val="num" w:pos="0"/>
-        </w:tabs>
-        <w:ind w:left="0" w:firstLine="0"/>
-      </w:pPr>
-    </w:lvl>
-    <w:lvl w:ilvl="6">
-      <w:start w:val="1"/>
-      <w:numFmt w:val="none"/>
-      <w:suff w:val="nothing"/>
-      <w:lvlText w:val=""/>
-      <w:lvlJc w:val="left"/>
-      <w:pPr>
-        <w:tabs>
-          <w:tab w:val="num" w:pos="0"/>
-        </w:tabs>
-        <w:ind w:left="0" w:firstLine="0"/>
-      </w:pPr>
-    </w:lvl>
-    <w:lvl w:ilvl="7">
-      <w:start w:val="1"/>
-      <w:numFmt w:val="none"/>
-      <w:suff w:val="nothing"/>
-      <w:lvlText w:val=""/>
-      <w:lvlJc w:val="left"/>
-      <w:pPr>
-        <w:tabs>
-          <w:tab w:val="num" w:pos="0"/>
-        </w:tabs>
-        <w:ind w:left="0" w:firstLine="0"/>
-      </w:pPr>
-    </w:lvl>
-    <w:lvl w:ilvl="8">
-      <w:start w:val="1"/>
-      <w:numFmt w:val="none"/>
-      <w:suff w:val="nothing"/>
-      <w:lvlText w:val=""/>
-      <w:lvlJc w:val="left"/>
-      <w:pPr>
-        <w:tabs>
-          <w:tab w:val="num" w:pos="0"/>
-        </w:tabs>
-        <w:ind w:left="0" w:firstLine="0"/>
-      </w:pPr>
-    </w:lvl>
-  </w:abstractNum>
-  <w:abstractNum w:abstractNumId="2" w15:restartNumberingAfterBreak="0">
-    <w:nsid w:val="326D4F29"/>
-    <w:multiLevelType w:val="multilevel"/>
-    <w:tmpl w:val="BF689F16"/>
-    <w:lvl w:ilvl="0">
-      <w:start w:val="1"/>
-      <w:numFmt w:val="bullet"/>
-      <w:pStyle w:val="ListParagraph"/>
-      <w:lvlText w:val=""/>
-      <w:lvlJc w:val="left"/>
-      <w:pPr>
-        <w:tabs>
-          <w:tab w:val="num" w:pos="0"/>
-        </w:tabs>
-        <w:ind w:left="833" w:hanging="360"/>
+        <w:ind w:start="833" w:hanging="360"/>
       </w:pPr>
       <w:rPr>
         <w:rFonts w:ascii="Symbol" w:hAnsi="Symbol" w:cs="Symbol" w:hint="default"/>
@@ -1541,12 +1345,12 @@
       <w:start w:val="1"/>
       <w:numFmt w:val="bullet"/>
       <w:lvlText w:val="o"/>
-      <w:lvlJc w:val="left"/>
+      <w:lvlJc w:val="start"/>
       <w:pPr>
         <w:tabs>
           <w:tab w:val="num" w:pos="0"/>
         </w:tabs>
-        <w:ind w:left="1440" w:hanging="360"/>
+        <w:ind w:start="1440" w:hanging="360"/>
       </w:pPr>
       <w:rPr>
         <w:rFonts w:ascii="Courier New" w:hAnsi="Courier New" w:cs="Courier New" w:hint="default"/>
@@ -1556,12 +1360,12 @@
       <w:start w:val="1"/>
       <w:numFmt w:val="bullet"/>
       <w:lvlText w:val=""/>
-      <w:lvlJc w:val="left"/>
+      <w:lvlJc w:val="start"/>
       <w:pPr>
         <w:tabs>
           <w:tab w:val="num" w:pos="0"/>
         </w:tabs>
-        <w:ind w:left="2160" w:hanging="360"/>
+        <w:ind w:start="2160" w:hanging="360"/>
       </w:pPr>
       <w:rPr>
         <w:rFonts w:ascii="Wingdings" w:hAnsi="Wingdings" w:cs="Wingdings" w:hint="default"/>
@@ -1571,12 +1375,12 @@
       <w:start w:val="1"/>
       <w:numFmt w:val="bullet"/>
       <w:lvlText w:val=""/>
-      <w:lvlJc w:val="left"/>
+      <w:lvlJc w:val="start"/>
       <w:pPr>
         <w:tabs>
           <w:tab w:val="num" w:pos="0"/>
         </w:tabs>
-        <w:ind w:left="2880" w:hanging="360"/>
+        <w:ind w:start="2880" w:hanging="360"/>
       </w:pPr>
       <w:rPr>
         <w:rFonts w:ascii="Symbol" w:hAnsi="Symbol" w:cs="Symbol" w:hint="default"/>
@@ -1586,12 +1390,12 @@
       <w:start w:val="1"/>
       <w:numFmt w:val="bullet"/>
       <w:lvlText w:val="o"/>
-      <w:lvlJc w:val="left"/>
+      <w:lvlJc w:val="start"/>
       <w:pPr>
         <w:tabs>
           <w:tab w:val="num" w:pos="0"/>
         </w:tabs>
-        <w:ind w:left="3600" w:hanging="360"/>
+        <w:ind w:start="3600" w:hanging="360"/>
       </w:pPr>
       <w:rPr>
         <w:rFonts w:ascii="Courier New" w:hAnsi="Courier New" w:cs="Courier New" w:hint="default"/>
@@ -1601,12 +1405,12 @@
       <w:start w:val="1"/>
       <w:numFmt w:val="bullet"/>
       <w:lvlText w:val=""/>
-      <w:lvlJc w:val="left"/>
+      <w:lvlJc w:val="start"/>
       <w:pPr>
         <w:tabs>
           <w:tab w:val="num" w:pos="0"/>
         </w:tabs>
-        <w:ind w:left="4320" w:hanging="360"/>
+        <w:ind w:start="4320" w:hanging="360"/>
       </w:pPr>
       <w:rPr>
         <w:rFonts w:ascii="Wingdings" w:hAnsi="Wingdings" w:cs="Wingdings" w:hint="default"/>
@@ -1616,12 +1420,12 @@
       <w:start w:val="1"/>
       <w:numFmt w:val="bullet"/>
       <w:lvlText w:val=""/>
-      <w:lvlJc w:val="left"/>
+      <w:lvlJc w:val="start"/>
       <w:pPr>
         <w:tabs>
           <w:tab w:val="num" w:pos="0"/>
         </w:tabs>
-        <w:ind w:left="5040" w:hanging="360"/>
+        <w:ind w:start="5040" w:hanging="360"/>
       </w:pPr>
       <w:rPr>
         <w:rFonts w:ascii="Symbol" w:hAnsi="Symbol" w:cs="Symbol" w:hint="default"/>
@@ -1631,12 +1435,12 @@
       <w:start w:val="1"/>
       <w:numFmt w:val="bullet"/>
       <w:lvlText w:val="o"/>
-      <w:lvlJc w:val="left"/>
+      <w:lvlJc w:val="start"/>
       <w:pPr>
         <w:tabs>
           <w:tab w:val="num" w:pos="0"/>
         </w:tabs>
-        <w:ind w:left="5760" w:hanging="360"/>
+        <w:ind w:start="5760" w:hanging="360"/>
       </w:pPr>
       <w:rPr>
         <w:rFonts w:ascii="Courier New" w:hAnsi="Courier New" w:cs="Courier New" w:hint="default"/>
@@ -1646,36 +1450,276 @@
       <w:start w:val="1"/>
       <w:numFmt w:val="bullet"/>
       <w:lvlText w:val=""/>
-      <w:lvlJc w:val="left"/>
+      <w:lvlJc w:val="start"/>
       <w:pPr>
         <w:tabs>
           <w:tab w:val="num" w:pos="0"/>
         </w:tabs>
-        <w:ind w:left="6480" w:hanging="360"/>
+        <w:ind w:start="6480" w:hanging="360"/>
       </w:pPr>
       <w:rPr>
         <w:rFonts w:ascii="Wingdings" w:hAnsi="Wingdings" w:cs="Wingdings" w:hint="default"/>
       </w:rPr>
     </w:lvl>
   </w:abstractNum>
-  <w:num w:numId="1" w16cid:durableId="591276149">
+  <w:abstractNum w:abstractNumId="2">
+    <w:lvl w:ilvl="0">
+      <w:start w:val="1"/>
+      <w:numFmt w:val="bullet"/>
+      <w:lvlText w:val=""/>
+      <w:lvlJc w:val="start"/>
+      <w:pPr>
+        <w:tabs>
+          <w:tab w:val="num" w:pos="0"/>
+        </w:tabs>
+        <w:ind w:start="360" w:hanging="180"/>
+      </w:pPr>
+      <w:rPr>
+        <w:rFonts w:ascii="Symbol" w:hAnsi="Symbol" w:cs="Symbol" w:hint="default"/>
+      </w:rPr>
+    </w:lvl>
+    <w:lvl w:ilvl="1">
+      <w:start w:val="0"/>
+      <w:numFmt w:val="decimal"/>
+      <w:lvlText w:val=""/>
+      <w:lvlJc w:val="start"/>
+      <w:pPr>
+        <w:tabs>
+          <w:tab w:val="num" w:pos="0"/>
+        </w:tabs>
+        <w:ind w:start="0" w:hanging="0"/>
+      </w:pPr>
+      <w:rPr/>
+    </w:lvl>
+    <w:lvl w:ilvl="2">
+      <w:start w:val="0"/>
+      <w:numFmt w:val="decimal"/>
+      <w:lvlText w:val=""/>
+      <w:lvlJc w:val="start"/>
+      <w:pPr>
+        <w:tabs>
+          <w:tab w:val="num" w:pos="0"/>
+        </w:tabs>
+        <w:ind w:start="0" w:hanging="0"/>
+      </w:pPr>
+      <w:rPr/>
+    </w:lvl>
+    <w:lvl w:ilvl="3">
+      <w:start w:val="0"/>
+      <w:numFmt w:val="decimal"/>
+      <w:lvlText w:val=""/>
+      <w:lvlJc w:val="start"/>
+      <w:pPr>
+        <w:tabs>
+          <w:tab w:val="num" w:pos="0"/>
+        </w:tabs>
+        <w:ind w:start="0" w:hanging="0"/>
+      </w:pPr>
+      <w:rPr/>
+    </w:lvl>
+    <w:lvl w:ilvl="4">
+      <w:start w:val="0"/>
+      <w:numFmt w:val="decimal"/>
+      <w:lvlText w:val=""/>
+      <w:lvlJc w:val="start"/>
+      <w:pPr>
+        <w:tabs>
+          <w:tab w:val="num" w:pos="0"/>
+        </w:tabs>
+        <w:ind w:start="0" w:hanging="0"/>
+      </w:pPr>
+      <w:rPr/>
+    </w:lvl>
+    <w:lvl w:ilvl="5">
+      <w:start w:val="0"/>
+      <w:numFmt w:val="decimal"/>
+      <w:lvlText w:val=""/>
+      <w:lvlJc w:val="start"/>
+      <w:pPr>
+        <w:tabs>
+          <w:tab w:val="num" w:pos="0"/>
+        </w:tabs>
+        <w:ind w:start="0" w:hanging="0"/>
+      </w:pPr>
+      <w:rPr/>
+    </w:lvl>
+    <w:lvl w:ilvl="6">
+      <w:start w:val="0"/>
+      <w:numFmt w:val="decimal"/>
+      <w:lvlText w:val=""/>
+      <w:lvlJc w:val="start"/>
+      <w:pPr>
+        <w:tabs>
+          <w:tab w:val="num" w:pos="0"/>
+        </w:tabs>
+        <w:ind w:start="0" w:hanging="0"/>
+      </w:pPr>
+      <w:rPr/>
+    </w:lvl>
+    <w:lvl w:ilvl="7">
+      <w:start w:val="0"/>
+      <w:numFmt w:val="decimal"/>
+      <w:lvlText w:val=""/>
+      <w:lvlJc w:val="start"/>
+      <w:pPr>
+        <w:tabs>
+          <w:tab w:val="num" w:pos="0"/>
+        </w:tabs>
+        <w:ind w:start="0" w:hanging="0"/>
+      </w:pPr>
+      <w:rPr/>
+    </w:lvl>
+    <w:lvl w:ilvl="8">
+      <w:start w:val="0"/>
+      <w:numFmt w:val="decimal"/>
+      <w:lvlText w:val=""/>
+      <w:lvlJc w:val="start"/>
+      <w:pPr>
+        <w:tabs>
+          <w:tab w:val="num" w:pos="0"/>
+        </w:tabs>
+        <w:ind w:start="0" w:hanging="0"/>
+      </w:pPr>
+      <w:rPr/>
+    </w:lvl>
+  </w:abstractNum>
+  <w:abstractNum w:abstractNumId="3">
+    <w:lvl w:ilvl="0">
+      <w:start w:val="1"/>
+      <w:numFmt w:val="none"/>
+      <w:suff w:val="nothing"/>
+      <w:lvlText w:val=""/>
+      <w:lvlJc w:val="start"/>
+      <w:pPr>
+        <w:tabs>
+          <w:tab w:val="num" w:pos="0"/>
+        </w:tabs>
+        <w:ind w:start="0" w:hanging="0"/>
+      </w:pPr>
+    </w:lvl>
+    <w:lvl w:ilvl="1">
+      <w:start w:val="1"/>
+      <w:numFmt w:val="none"/>
+      <w:suff w:val="nothing"/>
+      <w:lvlText w:val=""/>
+      <w:lvlJc w:val="start"/>
+      <w:pPr>
+        <w:tabs>
+          <w:tab w:val="num" w:pos="0"/>
+        </w:tabs>
+        <w:ind w:start="0" w:hanging="0"/>
+      </w:pPr>
+    </w:lvl>
+    <w:lvl w:ilvl="2">
+      <w:start w:val="1"/>
+      <w:numFmt w:val="none"/>
+      <w:suff w:val="nothing"/>
+      <w:lvlText w:val=""/>
+      <w:lvlJc w:val="start"/>
+      <w:pPr>
+        <w:tabs>
+          <w:tab w:val="num" w:pos="0"/>
+        </w:tabs>
+        <w:ind w:start="0" w:hanging="0"/>
+      </w:pPr>
+    </w:lvl>
+    <w:lvl w:ilvl="3">
+      <w:start w:val="1"/>
+      <w:numFmt w:val="none"/>
+      <w:suff w:val="nothing"/>
+      <w:lvlText w:val=""/>
+      <w:lvlJc w:val="start"/>
+      <w:pPr>
+        <w:tabs>
+          <w:tab w:val="num" w:pos="0"/>
+        </w:tabs>
+        <w:ind w:start="0" w:hanging="0"/>
+      </w:pPr>
+    </w:lvl>
+    <w:lvl w:ilvl="4">
+      <w:start w:val="1"/>
+      <w:numFmt w:val="none"/>
+      <w:suff w:val="nothing"/>
+      <w:lvlText w:val=""/>
+      <w:lvlJc w:val="start"/>
+      <w:pPr>
+        <w:tabs>
+          <w:tab w:val="num" w:pos="0"/>
+        </w:tabs>
+        <w:ind w:start="0" w:hanging="0"/>
+      </w:pPr>
+    </w:lvl>
+    <w:lvl w:ilvl="5">
+      <w:start w:val="1"/>
+      <w:numFmt w:val="none"/>
+      <w:suff w:val="nothing"/>
+      <w:lvlText w:val=""/>
+      <w:lvlJc w:val="start"/>
+      <w:pPr>
+        <w:tabs>
+          <w:tab w:val="num" w:pos="0"/>
+        </w:tabs>
+        <w:ind w:start="0" w:hanging="0"/>
+      </w:pPr>
+    </w:lvl>
+    <w:lvl w:ilvl="6">
+      <w:start w:val="1"/>
+      <w:numFmt w:val="none"/>
+      <w:suff w:val="nothing"/>
+      <w:lvlText w:val=""/>
+      <w:lvlJc w:val="start"/>
+      <w:pPr>
+        <w:tabs>
+          <w:tab w:val="num" w:pos="0"/>
+        </w:tabs>
+        <w:ind w:start="0" w:hanging="0"/>
+      </w:pPr>
+    </w:lvl>
+    <w:lvl w:ilvl="7">
+      <w:start w:val="1"/>
+      <w:numFmt w:val="none"/>
+      <w:suff w:val="nothing"/>
+      <w:lvlText w:val=""/>
+      <w:lvlJc w:val="start"/>
+      <w:pPr>
+        <w:tabs>
+          <w:tab w:val="num" w:pos="0"/>
+        </w:tabs>
+        <w:ind w:start="0" w:hanging="0"/>
+      </w:pPr>
+    </w:lvl>
+    <w:lvl w:ilvl="8">
+      <w:start w:val="1"/>
+      <w:numFmt w:val="none"/>
+      <w:suff w:val="nothing"/>
+      <w:lvlText w:val=""/>
+      <w:lvlJc w:val="start"/>
+      <w:pPr>
+        <w:tabs>
+          <w:tab w:val="num" w:pos="0"/>
+        </w:tabs>
+        <w:ind w:start="0" w:hanging="0"/>
+      </w:pPr>
+    </w:lvl>
+  </w:abstractNum>
+  <w:num w:numId="1">
+    <w:abstractNumId w:val="1"/>
+  </w:num>
+  <w:num w:numId="2">
     <w:abstractNumId w:val="2"/>
   </w:num>
-  <w:num w:numId="2" w16cid:durableId="623926889">
-    <w:abstractNumId w:val="0"/>
-  </w:num>
-  <w:num w:numId="3" w16cid:durableId="1103378745">
-    <w:abstractNumId w:val="1"/>
+  <w:num w:numId="3">
+    <w:abstractNumId w:val="3"/>
   </w:num>
 </w:numbering>
 </file>
 
 <file path=word/styles.xml><?xml version="1.0" encoding="utf-8"?>
-<w:styles xmlns:mc="http://schemas.openxmlformats.org/markup-compatibility/2006" xmlns:r="http://schemas.openxmlformats.org/officeDocument/2006/relationships" xmlns:w="http://schemas.openxmlformats.org/wordprocessingml/2006/main" xmlns:w14="http://schemas.microsoft.com/office/word/2010/wordml" xmlns:w15="http://schemas.microsoft.com/office/word/2012/wordml" xmlns:w16cex="http://schemas.microsoft.com/office/word/2018/wordml/cex" xmlns:w16cid="http://schemas.microsoft.com/office/word/2016/wordml/cid" xmlns:w16="http://schemas.microsoft.com/office/word/2018/wordml" xmlns:w16du="http://schemas.microsoft.com/office/word/2023/wordml/word16du" xmlns:w16sdtdh="http://schemas.microsoft.com/office/word/2020/wordml/sdtdatahash" xmlns:w16sdtfl="http://schemas.microsoft.com/office/word/2024/wordml/sdtformatlock" xmlns:w16se="http://schemas.microsoft.com/office/word/2015/wordml/symex" mc:Ignorable="w14 w15 w16se w16cid w16 w16cex w16sdtdh w16sdtfl w16du">
+<w:styles xmlns:w="http://schemas.openxmlformats.org/wordprocessingml/2006/main" xmlns:w14="http://schemas.microsoft.com/office/word/2010/wordml" xmlns:mc="http://schemas.openxmlformats.org/markup-compatibility/2006" mc:Ignorable="w14">
   <w:docDefaults>
     <w:rPrDefault>
       <w:rPr>
-        <w:rFonts w:asciiTheme="minorHAnsi" w:eastAsiaTheme="minorHAnsi" w:hAnsiTheme="minorHAnsi" w:cstheme="minorBidi"/>
+        <w:rFonts w:ascii="Arial" w:hAnsi="Arial" w:eastAsia="Arial" w:cs="" w:asciiTheme="minorHAnsi" w:cstheme="minorBidi" w:eastAsiaTheme="minorHAnsi" w:hAnsiTheme="minorHAnsi"/>
         <w:sz w:val="24"/>
         <w:szCs w:val="24"/>
         <w:lang w:val="en-US" w:eastAsia="en-US" w:bidi="ar-SA"/>
@@ -1683,21 +1727,21 @@
     </w:rPrDefault>
     <w:pPrDefault>
       <w:pPr>
-        <w:suppressAutoHyphens/>
+        <w:suppressAutoHyphens w:val="true"/>
       </w:pPr>
     </w:pPrDefault>
   </w:docDefaults>
   <w:latentStyles w:defLockedState="0" w:defUIPriority="99" w:defSemiHidden="0" w:defUnhideWhenUsed="0" w:defQFormat="0" w:count="376">
     <w:lsdException w:name="Normal" w:uiPriority="0" w:qFormat="1"/>
     <w:lsdException w:name="heading 1" w:uiPriority="9" w:qFormat="1"/>
-    <w:lsdException w:name="heading 2" w:semiHidden="1" w:uiPriority="9" w:unhideWhenUsed="1" w:qFormat="1"/>
-    <w:lsdException w:name="heading 3" w:semiHidden="1" w:uiPriority="9" w:unhideWhenUsed="1" w:qFormat="1"/>
-    <w:lsdException w:name="heading 4" w:semiHidden="1" w:uiPriority="9" w:qFormat="1"/>
-    <w:lsdException w:name="heading 5" w:semiHidden="1" w:uiPriority="9" w:qFormat="1"/>
-    <w:lsdException w:name="heading 6" w:semiHidden="1" w:uiPriority="9" w:qFormat="1"/>
-    <w:lsdException w:name="heading 7" w:semiHidden="1" w:uiPriority="9" w:qFormat="1"/>
-    <w:lsdException w:name="heading 8" w:semiHidden="1" w:uiPriority="9" w:qFormat="1"/>
-    <w:lsdException w:name="heading 9" w:semiHidden="1" w:uiPriority="9" w:qFormat="1"/>
+    <w:lsdException w:name="heading 2" w:uiPriority="9" w:semiHidden="1" w:unhideWhenUsed="1" w:qFormat="1"/>
+    <w:lsdException w:name="heading 3" w:uiPriority="9" w:semiHidden="1" w:unhideWhenUsed="1" w:qFormat="1"/>
+    <w:lsdException w:name="heading 4" w:uiPriority="9" w:semiHidden="1" w:qFormat="1"/>
+    <w:lsdException w:name="heading 5" w:uiPriority="9" w:semiHidden="1" w:qFormat="1"/>
+    <w:lsdException w:name="heading 6" w:uiPriority="9" w:semiHidden="1" w:qFormat="1"/>
+    <w:lsdException w:name="heading 7" w:uiPriority="9" w:semiHidden="1" w:qFormat="1"/>
+    <w:lsdException w:name="heading 8" w:uiPriority="9" w:semiHidden="1" w:qFormat="1"/>
+    <w:lsdException w:name="heading 9" w:uiPriority="9" w:semiHidden="1" w:qFormat="1"/>
     <w:lsdException w:name="index 1" w:semiHidden="1"/>
     <w:lsdException w:name="index 2" w:semiHidden="1"/>
     <w:lsdException w:name="index 3" w:semiHidden="1"/>
@@ -1707,22 +1751,22 @@
     <w:lsdException w:name="index 7" w:semiHidden="1"/>
     <w:lsdException w:name="index 8" w:semiHidden="1"/>
     <w:lsdException w:name="index 9" w:semiHidden="1"/>
-    <w:lsdException w:name="toc 1" w:semiHidden="1" w:uiPriority="39"/>
-    <w:lsdException w:name="toc 2" w:semiHidden="1" w:uiPriority="39"/>
-    <w:lsdException w:name="toc 3" w:semiHidden="1" w:uiPriority="39"/>
-    <w:lsdException w:name="toc 4" w:semiHidden="1" w:uiPriority="39"/>
-    <w:lsdException w:name="toc 5" w:semiHidden="1" w:uiPriority="39"/>
-    <w:lsdException w:name="toc 6" w:semiHidden="1" w:uiPriority="39"/>
-    <w:lsdException w:name="toc 7" w:semiHidden="1" w:uiPriority="39"/>
-    <w:lsdException w:name="toc 8" w:semiHidden="1" w:uiPriority="39"/>
-    <w:lsdException w:name="toc 9" w:semiHidden="1" w:uiPriority="39"/>
+    <w:lsdException w:name="toc 1" w:uiPriority="39" w:semiHidden="1"/>
+    <w:lsdException w:name="toc 2" w:uiPriority="39" w:semiHidden="1"/>
+    <w:lsdException w:name="toc 3" w:uiPriority="39" w:semiHidden="1"/>
+    <w:lsdException w:name="toc 4" w:uiPriority="39" w:semiHidden="1"/>
+    <w:lsdException w:name="toc 5" w:uiPriority="39" w:semiHidden="1"/>
+    <w:lsdException w:name="toc 6" w:uiPriority="39" w:semiHidden="1"/>
+    <w:lsdException w:name="toc 7" w:uiPriority="39" w:semiHidden="1"/>
+    <w:lsdException w:name="toc 8" w:uiPriority="39" w:semiHidden="1"/>
+    <w:lsdException w:name="toc 9" w:uiPriority="39" w:semiHidden="1"/>
     <w:lsdException w:name="Normal Indent" w:semiHidden="1"/>
     <w:lsdException w:name="footnote text" w:semiHidden="1"/>
     <w:lsdException w:name="annotation text" w:semiHidden="1"/>
     <w:lsdException w:name="header" w:semiHidden="1" w:unhideWhenUsed="1"/>
     <w:lsdException w:name="footer" w:semiHidden="1" w:unhideWhenUsed="1"/>
     <w:lsdException w:name="index heading" w:semiHidden="1"/>
-    <w:lsdException w:name="caption" w:semiHidden="1" w:uiPriority="35" w:qFormat="1"/>
+    <w:lsdException w:name="caption" w:uiPriority="35" w:semiHidden="1" w:qFormat="1"/>
     <w:lsdException w:name="table of figures" w:semiHidden="1"/>
     <w:lsdException w:name="envelope address" w:semiHidden="1"/>
     <w:lsdException w:name="envelope return" w:semiHidden="1"/>
@@ -1750,10 +1794,10 @@
     <w:lsdException w:name="List Number 3" w:semiHidden="1"/>
     <w:lsdException w:name="List Number 4" w:semiHidden="1"/>
     <w:lsdException w:name="List Number 5" w:semiHidden="1"/>
-    <w:lsdException w:name="Title" w:semiHidden="1" w:uiPriority="10" w:qFormat="1"/>
+    <w:lsdException w:name="Title" w:uiPriority="10" w:semiHidden="1" w:qFormat="1"/>
     <w:lsdException w:name="Closing" w:semiHidden="1"/>
     <w:lsdException w:name="Signature" w:semiHidden="1"/>
-    <w:lsdException w:name="Default Paragraph Font" w:semiHidden="1" w:uiPriority="1" w:unhideWhenUsed="1"/>
+    <w:lsdException w:name="Default Paragraph Font" w:uiPriority="1" w:semiHidden="1" w:unhideWhenUsed="1"/>
     <w:lsdException w:name="Body Text" w:semiHidden="1"/>
     <w:lsdException w:name="Body Text Indent" w:semiHidden="1"/>
     <w:lsdException w:name="List Continue" w:semiHidden="1"/>
@@ -1762,7 +1806,7 @@
     <w:lsdException w:name="List Continue 4" w:semiHidden="1"/>
     <w:lsdException w:name="List Continue 5" w:semiHidden="1"/>
     <w:lsdException w:name="Message Header" w:semiHidden="1"/>
-    <w:lsdException w:name="Subtitle" w:semiHidden="1" w:uiPriority="11" w:qFormat="1"/>
+    <w:lsdException w:name="Subtitle" w:uiPriority="11" w:semiHidden="1" w:qFormat="1"/>
     <w:lsdException w:name="Salutation" w:semiHidden="1"/>
     <w:lsdException w:name="Date" w:semiHidden="1"/>
     <w:lsdException w:name="Body Text First Indent" w:semiHidden="1"/>
@@ -1775,7 +1819,7 @@
     <w:lsdException w:name="Block Text" w:semiHidden="1"/>
     <w:lsdException w:name="Hyperlink" w:semiHidden="1"/>
     <w:lsdException w:name="FollowedHyperlink" w:semiHidden="1"/>
-    <w:lsdException w:name="Strong" w:semiHidden="1" w:uiPriority="22" w:qFormat="1"/>
+    <w:lsdException w:name="Strong" w:uiPriority="22" w:semiHidden="1" w:qFormat="1"/>
     <w:lsdException w:name="Emphasis" w:uiPriority="20" w:qFormat="1"/>
     <w:lsdException w:name="Document Map" w:semiHidden="1"/>
     <w:lsdException w:name="Plain Text" w:semiHidden="1"/>
@@ -1845,7 +1889,7 @@
     <w:lsdException w:name="Table Grid" w:uiPriority="39"/>
     <w:lsdException w:name="Table Theme" w:semiHidden="1" w:unhideWhenUsed="1"/>
     <w:lsdException w:name="Placeholder Text" w:semiHidden="1"/>
-    <w:lsdException w:name="No Spacing" w:semiHidden="1" w:uiPriority="1" w:qFormat="1"/>
+    <w:lsdException w:name="No Spacing" w:uiPriority="1" w:semiHidden="1" w:qFormat="1"/>
     <w:lsdException w:name="Light Shading" w:uiPriority="60"/>
     <w:lsdException w:name="Light List" w:uiPriority="61"/>
     <w:lsdException w:name="Light Grid" w:uiPriority="62"/>
@@ -1868,8 +1912,8 @@
     <w:lsdException w:name="Medium List 1 Accent 1" w:uiPriority="65"/>
     <w:lsdException w:name="Revision" w:semiHidden="1"/>
     <w:lsdException w:name="List Paragraph" w:uiPriority="34" w:qFormat="1"/>
-    <w:lsdException w:name="Quote" w:semiHidden="1" w:uiPriority="29" w:qFormat="1"/>
-    <w:lsdException w:name="Intense Quote" w:semiHidden="1" w:uiPriority="30" w:qFormat="1"/>
+    <w:lsdException w:name="Quote" w:uiPriority="29" w:semiHidden="1" w:qFormat="1"/>
+    <w:lsdException w:name="Intense Quote" w:uiPriority="30" w:semiHidden="1" w:qFormat="1"/>
     <w:lsdException w:name="Medium List 2 Accent 1" w:uiPriority="66"/>
     <w:lsdException w:name="Medium Grid 1 Accent 1" w:uiPriority="67"/>
     <w:lsdException w:name="Medium Grid 2 Accent 1" w:uiPriority="68"/>
@@ -1948,13 +1992,13 @@
     <w:lsdException w:name="Colorful Shading Accent 6" w:uiPriority="71"/>
     <w:lsdException w:name="Colorful List Accent 6" w:uiPriority="72"/>
     <w:lsdException w:name="Colorful Grid Accent 6" w:uiPriority="73"/>
-    <w:lsdException w:name="Subtle Emphasis" w:semiHidden="1" w:uiPriority="19" w:qFormat="1"/>
-    <w:lsdException w:name="Intense Emphasis" w:semiHidden="1" w:uiPriority="21" w:qFormat="1"/>
-    <w:lsdException w:name="Subtle Reference" w:semiHidden="1" w:uiPriority="31" w:qFormat="1"/>
-    <w:lsdException w:name="Intense Reference" w:semiHidden="1" w:uiPriority="32" w:qFormat="1"/>
-    <w:lsdException w:name="Book Title" w:semiHidden="1" w:uiPriority="33" w:qFormat="1"/>
-    <w:lsdException w:name="Bibliography" w:semiHidden="1" w:uiPriority="37" w:unhideWhenUsed="1"/>
-    <w:lsdException w:name="TOC Heading" w:semiHidden="1" w:uiPriority="39" w:unhideWhenUsed="1" w:qFormat="1"/>
+    <w:lsdException w:name="Subtle Emphasis" w:uiPriority="19" w:semiHidden="1" w:qFormat="1"/>
+    <w:lsdException w:name="Intense Emphasis" w:uiPriority="21" w:semiHidden="1" w:qFormat="1"/>
+    <w:lsdException w:name="Subtle Reference" w:uiPriority="31" w:semiHidden="1" w:qFormat="1"/>
+    <w:lsdException w:name="Intense Reference" w:uiPriority="32" w:semiHidden="1" w:qFormat="1"/>
+    <w:lsdException w:name="Book Title" w:uiPriority="33" w:semiHidden="1" w:qFormat="1"/>
+    <w:lsdException w:name="Bibliography" w:uiPriority="37" w:semiHidden="1" w:unhideWhenUsed="1"/>
+    <w:lsdException w:name="TOC Heading" w:uiPriority="39" w:semiHidden="1" w:unhideWhenUsed="1" w:qFormat="1"/>
     <w:lsdException w:name="Plain Table 1" w:uiPriority="41"/>
     <w:lsdException w:name="Plain Table 2" w:uiPriority="42"/>
     <w:lsdException w:name="Plain Table 3" w:uiPriority="43"/>
@@ -2065,14 +2109,25 @@
     <w:lsdException w:name="Unresolved Mention" w:semiHidden="1" w:unhideWhenUsed="1"/>
     <w:lsdException w:name="Smart Link" w:semiHidden="1" w:unhideWhenUsed="1"/>
   </w:latentStyles>
-  <w:style w:type="paragraph" w:default="1" w:styleId="Normal">
+  <w:style w:type="paragraph" w:styleId="Normal" w:default="1">
     <w:name w:val="Normal"/>
     <w:uiPriority w:val="5"/>
     <w:qFormat/>
-    <w:rsid w:val="00DF1CB4"/>
+    <w:rsid w:val="00df1cb4"/>
+    <w:pPr>
+      <w:widowControl/>
+      <w:suppressAutoHyphens w:val="true"/>
+      <w:bidi w:val="0"/>
+      <w:spacing w:before="0" w:after="0"/>
+      <w:jc w:val="start"/>
+    </w:pPr>
     <w:rPr>
-      <w:rFonts w:ascii="Arial" w:eastAsia="Arial" w:hAnsi="Arial" w:cstheme="minorHAnsi"/>
+      <w:rFonts w:ascii="Arial" w:hAnsi="Arial" w:eastAsia="Arial" w:cs="Arial" w:cstheme="minorHAnsi"/>
+      <w:color w:val="auto"/>
+      <w:kern w:val="0"/>
       <w:sz w:val="20"/>
+      <w:szCs w:val="24"/>
+      <w:lang w:val="en-US" w:eastAsia="en-US" w:bidi="ar-SA"/>
     </w:rPr>
   </w:style>
   <w:style w:type="paragraph" w:styleId="Heading1">
@@ -2081,18 +2136,18 @@
     <w:next w:val="Normal"/>
     <w:link w:val="Heading1Char"/>
     <w:qFormat/>
-    <w:rsid w:val="00FA4DB0"/>
+    <w:rsid w:val="00fa4db0"/>
     <w:pPr>
-      <w:keepNext/>
+      <w:keepNext w:val="true"/>
       <w:keepLines/>
       <w:jc w:val="center"/>
       <w:outlineLvl w:val="0"/>
     </w:pPr>
     <w:rPr>
-      <w:rFonts w:asciiTheme="majorHAnsi" w:eastAsiaTheme="majorEastAsia" w:hAnsiTheme="majorHAnsi" w:cs="Times New Roman (Headings CS)"/>
+      <w:rFonts w:ascii="Franklin Gothic Medium" w:hAnsi="Franklin Gothic Medium" w:eastAsia="" w:cs="Times New Roman (Headings CS)" w:asciiTheme="majorHAnsi" w:eastAsiaTheme="majorEastAsia" w:hAnsiTheme="majorHAnsi"/>
       <w:b/>
       <w:caps/>
-      <w:color w:val="2C3B57" w:themeColor="text2"/>
+      <w:color w:themeColor="text2" w:val="2C3B57"/>
       <w:sz w:val="90"/>
       <w:szCs w:val="32"/>
     </w:rPr>
@@ -2104,18 +2159,18 @@
     <w:link w:val="Heading2Char"/>
     <w:uiPriority w:val="1"/>
     <w:qFormat/>
-    <w:rsid w:val="00FA4DB0"/>
+    <w:rsid w:val="00fa4db0"/>
     <w:pPr>
-      <w:keepNext/>
+      <w:keepNext w:val="true"/>
       <w:keepLines/>
-      <w:spacing w:before="40"/>
+      <w:spacing w:before="40" w:after="0"/>
       <w:jc w:val="center"/>
       <w:outlineLvl w:val="1"/>
     </w:pPr>
     <w:rPr>
-      <w:rFonts w:eastAsiaTheme="majorEastAsia" w:cs="Times New Roman (Headings CS)"/>
+      <w:rFonts w:eastAsia="" w:cs="Times New Roman (Headings CS)" w:eastAsiaTheme="majorEastAsia"/>
       <w:caps/>
-      <w:color w:val="000000" w:themeColor="text1"/>
+      <w:color w:themeColor="text1" w:val="000000"/>
       <w:spacing w:val="80"/>
       <w:sz w:val="44"/>
       <w:szCs w:val="26"/>
@@ -2128,130 +2183,111 @@
     <w:link w:val="Heading3Char"/>
     <w:uiPriority w:val="2"/>
     <w:qFormat/>
-    <w:rsid w:val="00FA4DB0"/>
+    <w:rsid w:val="00fa4db0"/>
     <w:pPr>
-      <w:keepNext/>
+      <w:keepNext w:val="true"/>
       <w:keepLines/>
-      <w:spacing w:after="40"/>
-      <w:ind w:left="170"/>
+      <w:spacing w:before="0" w:after="40"/>
+      <w:ind w:start="170"/>
       <w:outlineLvl w:val="2"/>
     </w:pPr>
     <w:rPr>
-      <w:rFonts w:ascii="Franklin Gothic Medium" w:eastAsiaTheme="majorEastAsia" w:hAnsi="Franklin Gothic Medium" w:cs="Times New Roman (Headings CS)"/>
+      <w:rFonts w:ascii="Franklin Gothic Medium" w:hAnsi="Franklin Gothic Medium" w:eastAsia="" w:cs="Times New Roman (Headings CS)" w:eastAsiaTheme="majorEastAsia"/>
       <w:b/>
       <w:caps/>
-      <w:color w:val="2C3B57" w:themeColor="text2"/>
+      <w:color w:themeColor="text2" w:val="2C3B57"/>
       <w:sz w:val="28"/>
     </w:rPr>
   </w:style>
-  <w:style w:type="character" w:default="1" w:styleId="DefaultParagraphFont">
+  <w:style w:type="character" w:styleId="DefaultParagraphFont" w:default="1">
     <w:name w:val="Default Paragraph Font"/>
     <w:uiPriority w:val="1"/>
     <w:semiHidden/>
     <w:unhideWhenUsed/>
+    <w:qFormat/>
+    <w:rPr/>
   </w:style>
-  <w:style w:type="table" w:default="1" w:styleId="TableNormal">
-    <w:name w:val="Normal Table"/>
-    <w:uiPriority w:val="99"/>
-    <w:semiHidden/>
-    <w:unhideWhenUsed/>
-    <w:tblPr>
-      <w:tblInd w:w="0" w:type="dxa"/>
-      <w:tblCellMar>
-        <w:top w:w="0" w:type="dxa"/>
-        <w:left w:w="108" w:type="dxa"/>
-        <w:bottom w:w="0" w:type="dxa"/>
-        <w:right w:w="108" w:type="dxa"/>
-      </w:tblCellMar>
-    </w:tblPr>
-  </w:style>
-  <w:style w:type="numbering" w:default="1" w:styleId="NoList">
-    <w:name w:val="No List"/>
-    <w:uiPriority w:val="99"/>
-    <w:semiHidden/>
-    <w:unhideWhenUsed/>
-  </w:style>
-  <w:style w:type="character" w:customStyle="1" w:styleId="HeaderChar">
+  <w:style w:type="character" w:styleId="HeaderChar" w:customStyle="1">
     <w:name w:val="Header Char"/>
     <w:basedOn w:val="DefaultParagraphFont"/>
     <w:link w:val="Header"/>
     <w:uiPriority w:val="99"/>
     <w:semiHidden/>
     <w:qFormat/>
-    <w:rsid w:val="002D3AB8"/>
+    <w:rsid w:val="002d3ab8"/>
     <w:rPr>
       <w:sz w:val="16"/>
     </w:rPr>
   </w:style>
-  <w:style w:type="character" w:customStyle="1" w:styleId="FooterChar">
+  <w:style w:type="character" w:styleId="FooterChar" w:customStyle="1">
     <w:name w:val="Footer Char"/>
     <w:basedOn w:val="DefaultParagraphFont"/>
     <w:link w:val="Footer"/>
     <w:uiPriority w:val="99"/>
     <w:semiHidden/>
     <w:qFormat/>
-    <w:rsid w:val="002D3AB8"/>
+    <w:rsid w:val="002d3ab8"/>
     <w:rPr>
       <w:sz w:val="16"/>
     </w:rPr>
   </w:style>
-  <w:style w:type="character" w:customStyle="1" w:styleId="BalloonTextChar">
+  <w:style w:type="character" w:styleId="BalloonTextChar" w:customStyle="1">
     <w:name w:val="Balloon Text Char"/>
     <w:basedOn w:val="DefaultParagraphFont"/>
     <w:link w:val="BalloonText"/>
     <w:uiPriority w:val="99"/>
     <w:semiHidden/>
     <w:qFormat/>
-    <w:rsid w:val="002D3AB8"/>
+    <w:rsid w:val="002d3ab8"/>
     <w:rPr>
       <w:rFonts w:ascii="Times New Roman" w:hAnsi="Times New Roman" w:cs="Times New Roman"/>
       <w:sz w:val="18"/>
       <w:szCs w:val="18"/>
     </w:rPr>
   </w:style>
-  <w:style w:type="character" w:customStyle="1" w:styleId="Heading1Char">
+  <w:style w:type="character" w:styleId="Heading1Char" w:customStyle="1">
     <w:name w:val="Heading 1 Char"/>
     <w:basedOn w:val="DefaultParagraphFont"/>
     <w:link w:val="Heading1"/>
     <w:qFormat/>
-    <w:rsid w:val="002D3AB8"/>
+    <w:rsid w:val="002d3ab8"/>
     <w:rPr>
-      <w:rFonts w:asciiTheme="majorHAnsi" w:eastAsiaTheme="majorEastAsia" w:hAnsiTheme="majorHAnsi" w:cs="Times New Roman (Headings CS)"/>
+      <w:rFonts w:ascii="Franklin Gothic Medium" w:hAnsi="Franklin Gothic Medium" w:eastAsia="" w:cs="Times New Roman (Headings CS)" w:asciiTheme="majorHAnsi" w:eastAsiaTheme="majorEastAsia" w:hAnsiTheme="majorHAnsi"/>
       <w:b/>
       <w:caps/>
-      <w:color w:val="2C3B57" w:themeColor="text2"/>
+      <w:color w:themeColor="text2" w:val="2C3B57"/>
       <w:sz w:val="90"/>
       <w:szCs w:val="32"/>
     </w:rPr>
   </w:style>
-  <w:style w:type="character" w:customStyle="1" w:styleId="Heading2Char">
+  <w:style w:type="character" w:styleId="Heading2Char" w:customStyle="1">
     <w:name w:val="Heading 2 Char"/>
     <w:basedOn w:val="DefaultParagraphFont"/>
     <w:link w:val="Heading2"/>
     <w:uiPriority w:val="1"/>
     <w:qFormat/>
-    <w:rsid w:val="002D3AB8"/>
+    <w:rsid w:val="002d3ab8"/>
     <w:rPr>
-      <w:rFonts w:eastAsiaTheme="majorEastAsia" w:cs="Times New Roman (Headings CS)"/>
+      <w:rFonts w:eastAsia="" w:cs="Times New Roman (Headings CS)" w:eastAsiaTheme="majorEastAsia"/>
       <w:caps/>
-      <w:color w:val="000000" w:themeColor="text1"/>
+      <w:color w:themeColor="text1" w:val="000000"/>
       <w:spacing w:val="80"/>
       <w:sz w:val="44"/>
       <w:szCs w:val="26"/>
     </w:rPr>
   </w:style>
-  <w:style w:type="character" w:customStyle="1" w:styleId="Heading3Char">
+  <w:style w:type="character" w:styleId="Heading3Char" w:customStyle="1">
     <w:name w:val="Heading 3 Char"/>
     <w:basedOn w:val="DefaultParagraphFont"/>
     <w:link w:val="Heading3"/>
     <w:uiPriority w:val="2"/>
     <w:qFormat/>
-    <w:rsid w:val="002D3AB8"/>
+    <w:rsid w:val="002d3ab8"/>
     <w:rPr>
-      <w:rFonts w:ascii="Franklin Gothic Medium" w:eastAsiaTheme="majorEastAsia" w:hAnsi="Franklin Gothic Medium" w:cs="Times New Roman (Headings CS)"/>
+      <w:rFonts w:ascii="Franklin Gothic Medium" w:hAnsi="Franklin Gothic Medium" w:eastAsia="" w:cs="Times New Roman (Headings CS)" w:eastAsiaTheme="majorEastAsia"/>
       <w:b/>
       <w:caps/>
-      <w:color w:val="2C3B57" w:themeColor="text2"/>
+      <w:color w:themeColor="text2" w:val="2C3B57"/>
       <w:sz w:val="28"/>
     </w:rPr>
   </w:style>
@@ -2261,7 +2297,7 @@
     <w:uiPriority w:val="99"/>
     <w:semiHidden/>
     <w:qFormat/>
-    <w:rsid w:val="00FA4DB0"/>
+    <w:rsid w:val="00fa4db0"/>
     <w:rPr>
       <w:color w:val="808080"/>
     </w:rPr>
@@ -2271,10 +2307,10 @@
     <w:basedOn w:val="DefaultParagraphFont"/>
     <w:uiPriority w:val="20"/>
     <w:qFormat/>
-    <w:rsid w:val="00DF1CB4"/>
+    <w:rsid w:val="00df1cb4"/>
     <w:rPr>
       <w:b/>
-      <w:i w:val="0"/>
+      <w:i w:val="false"/>
       <w:iCs/>
     </w:rPr>
   </w:style>
@@ -2285,17 +2321,25 @@
       <w:u w:val="single"/>
     </w:rPr>
   </w:style>
-  <w:style w:type="paragraph" w:customStyle="1" w:styleId="Heading">
+  <w:style w:type="character" w:styleId="Strong">
+    <w:name w:val="Strong"/>
+    <w:qFormat/>
+    <w:rPr>
+      <w:b/>
+      <w:bCs/>
+    </w:rPr>
+  </w:style>
+  <w:style w:type="paragraph" w:styleId="Heading">
     <w:name w:val="Heading"/>
     <w:basedOn w:val="Normal"/>
     <w:next w:val="BodyText"/>
     <w:qFormat/>
     <w:pPr>
-      <w:keepNext/>
+      <w:keepNext w:val="true"/>
       <w:spacing w:before="240" w:after="120"/>
     </w:pPr>
     <w:rPr>
-      <w:rFonts w:ascii="Liberation Sans" w:eastAsia="Arial Unicode MS" w:hAnsi="Liberation Sans" w:cs="Arial Unicode MS"/>
+      <w:rFonts w:ascii="Liberation Sans" w:hAnsi="Liberation Sans" w:eastAsia="Arial Unicode MS" w:cs="Arial Unicode MS"/>
       <w:sz w:val="28"/>
       <w:szCs w:val="28"/>
     </w:rPr>
@@ -2304,12 +2348,14 @@
     <w:name w:val="Body Text"/>
     <w:basedOn w:val="Normal"/>
     <w:pPr>
-      <w:spacing w:after="140" w:line="276" w:lineRule="auto"/>
+      <w:spacing w:lineRule="auto" w:line="276" w:before="0" w:after="140"/>
     </w:pPr>
+    <w:rPr/>
   </w:style>
   <w:style w:type="paragraph" w:styleId="List">
     <w:name w:val="List"/>
     <w:basedOn w:val="BodyText"/>
+    <w:pPr/>
     <w:rPr>
       <w:rFonts w:cs="Arial Unicode MS"/>
     </w:rPr>
@@ -2327,9 +2373,10 @@
       <w:i/>
       <w:iCs/>
       <w:sz w:val="24"/>
+      <w:szCs w:val="24"/>
     </w:rPr>
   </w:style>
-  <w:style w:type="paragraph" w:customStyle="1" w:styleId="Index">
+  <w:style w:type="paragraph" w:styleId="Index">
     <w:name w:val="Index"/>
     <w:basedOn w:val="Normal"/>
     <w:qFormat/>
@@ -2340,10 +2387,12 @@
       <w:rFonts w:cs="Arial Unicode MS"/>
     </w:rPr>
   </w:style>
-  <w:style w:type="paragraph" w:customStyle="1" w:styleId="HeaderandFooter">
+  <w:style w:type="paragraph" w:styleId="HeaderandFooter">
     <w:name w:val="Header and Footer"/>
     <w:basedOn w:val="Normal"/>
     <w:qFormat/>
+    <w:pPr/>
+    <w:rPr/>
   </w:style>
   <w:style w:type="paragraph" w:styleId="Header">
     <w:name w:val="header"/>
@@ -2351,13 +2400,15 @@
     <w:link w:val="HeaderChar"/>
     <w:uiPriority w:val="99"/>
     <w:semiHidden/>
-    <w:rsid w:val="00D06709"/>
+    <w:rsid w:val="00d06709"/>
     <w:pPr>
       <w:tabs>
-        <w:tab w:val="center" w:pos="4680"/>
-        <w:tab w:val="right" w:pos="9360"/>
+        <w:tab w:val="clear" w:pos="720"/>
+        <w:tab w:val="center" w:pos="4680" w:leader="none"/>
+        <w:tab w:val="right" w:pos="9360" w:leader="none"/>
       </w:tabs>
     </w:pPr>
+    <w:rPr/>
   </w:style>
   <w:style w:type="paragraph" w:styleId="Footer">
     <w:name w:val="footer"/>
@@ -2365,13 +2416,15 @@
     <w:link w:val="FooterChar"/>
     <w:uiPriority w:val="99"/>
     <w:semiHidden/>
-    <w:rsid w:val="00D06709"/>
+    <w:rsid w:val="00d06709"/>
     <w:pPr>
       <w:tabs>
-        <w:tab w:val="center" w:pos="4680"/>
-        <w:tab w:val="right" w:pos="9360"/>
+        <w:tab w:val="clear" w:pos="720"/>
+        <w:tab w:val="center" w:pos="4680" w:leader="none"/>
+        <w:tab w:val="right" w:pos="9360" w:leader="none"/>
       </w:tabs>
     </w:pPr>
+    <w:rPr/>
   </w:style>
   <w:style w:type="paragraph" w:styleId="BalloonText">
     <w:name w:val="Balloon Text"/>
@@ -2380,40 +2433,41 @@
     <w:uiPriority w:val="99"/>
     <w:semiHidden/>
     <w:qFormat/>
-    <w:rsid w:val="00D06709"/>
+    <w:rsid w:val="00d06709"/>
+    <w:pPr/>
     <w:rPr>
       <w:rFonts w:ascii="Times New Roman" w:hAnsi="Times New Roman" w:cs="Times New Roman"/>
       <w:sz w:val="18"/>
       <w:szCs w:val="18"/>
     </w:rPr>
   </w:style>
-  <w:style w:type="paragraph" w:customStyle="1" w:styleId="Text">
+  <w:style w:type="paragraph" w:styleId="Text" w:customStyle="1">
     <w:name w:val="Text"/>
     <w:basedOn w:val="Normal"/>
     <w:uiPriority w:val="3"/>
     <w:qFormat/>
-    <w:rsid w:val="00FA4DB0"/>
+    <w:rsid w:val="00fa4db0"/>
     <w:pPr>
-      <w:spacing w:line="288" w:lineRule="auto"/>
-      <w:ind w:left="170" w:right="113"/>
+      <w:spacing w:lineRule="auto" w:line="288"/>
+      <w:ind w:start="170" w:end="113"/>
     </w:pPr>
     <w:rPr>
-      <w:color w:val="404040" w:themeColor="text1" w:themeTint="BF"/>
+      <w:color w:themeColor="text1" w:themeTint="bf" w:val="404040"/>
       <w:sz w:val="22"/>
     </w:rPr>
   </w:style>
-  <w:style w:type="paragraph" w:customStyle="1" w:styleId="Dates">
+  <w:style w:type="paragraph" w:styleId="Dates" w:customStyle="1">
     <w:name w:val="Dates"/>
     <w:basedOn w:val="Normal"/>
     <w:uiPriority w:val="4"/>
     <w:qFormat/>
-    <w:rsid w:val="00FA4DB0"/>
+    <w:rsid w:val="00fa4db0"/>
     <w:pPr>
-      <w:ind w:left="170"/>
+      <w:ind w:start="170"/>
     </w:pPr>
     <w:rPr>
       <w:b/>
-      <w:color w:val="2C3B57" w:themeColor="text2"/>
+      <w:color w:themeColor="text2" w:val="2C3B57"/>
     </w:rPr>
   </w:style>
   <w:style w:type="paragraph" w:styleId="ListParagraph">
@@ -2421,35 +2475,57 @@
     <w:basedOn w:val="Normal"/>
     <w:uiPriority w:val="6"/>
     <w:qFormat/>
-    <w:rsid w:val="00FA4DB0"/>
+    <w:rsid w:val="00fa4db0"/>
     <w:pPr>
       <w:numPr>
+        <w:ilvl w:val="0"/>
         <w:numId w:val="1"/>
       </w:numPr>
-      <w:spacing w:before="80" w:line="360" w:lineRule="auto"/>
-      <w:ind w:left="527" w:hanging="357"/>
+      <w:spacing w:lineRule="auto" w:line="360" w:before="80" w:after="0"/>
+      <w:ind w:hanging="357" w:start="527"/>
       <w:contextualSpacing/>
     </w:pPr>
     <w:rPr>
       <w:rFonts w:ascii="Gill Sans MT" w:hAnsi="Gill Sans MT" w:cs="Times New Roman (Body CS)"/>
       <w:caps/>
-      <w:color w:val="000000" w:themeColor="text1"/>
+      <w:color w:themeColor="text1" w:val="000000"/>
       <w:sz w:val="22"/>
     </w:rPr>
+  </w:style>
+  <w:style w:type="numbering" w:styleId="NoList" w:default="1">
+    <w:name w:val="No List"/>
+    <w:uiPriority w:val="99"/>
+    <w:semiHidden/>
+    <w:unhideWhenUsed/>
+    <w:qFormat/>
+  </w:style>
+  <w:style w:type="table" w:default="1" w:styleId="TableNormal">
+    <w:name w:val="Normal Table"/>
+    <w:uiPriority w:val="99"/>
+    <w:semiHidden/>
+    <w:unhideWhenUsed/>
+    <w:tblPr>
+      <w:tblCellMar>
+        <w:top w:w="0" w:type="dxa"/>
+        <w:left w:w="108" w:type="dxa"/>
+        <w:bottom w:w="0" w:type="dxa"/>
+        <w:right w:w="108" w:type="dxa"/>
+      </w:tblCellMar>
+    </w:tblPr>
   </w:style>
   <w:style w:type="table" w:styleId="TableGrid">
     <w:name w:val="Table Grid"/>
     <w:basedOn w:val="TableNormal"/>
     <w:uiPriority w:val="39"/>
-    <w:rsid w:val="00D06709"/>
+    <w:rsid w:val="00d06709"/>
     <w:tblPr>
       <w:tblBorders>
-        <w:top w:val="single" w:sz="4" w:space="0" w:color="auto"/>
-        <w:left w:val="single" w:sz="4" w:space="0" w:color="auto"/>
-        <w:bottom w:val="single" w:sz="4" w:space="0" w:color="auto"/>
-        <w:right w:val="single" w:sz="4" w:space="0" w:color="auto"/>
-        <w:insideH w:val="single" w:sz="4" w:space="0" w:color="auto"/>
-        <w:insideV w:val="single" w:sz="4" w:space="0" w:color="auto"/>
+        <w:top w:val="single" w:color="auto" w:sz="4" w:space="0"/>
+        <w:left w:val="single" w:color="auto" w:sz="4" w:space="0"/>
+        <w:bottom w:val="single" w:color="auto" w:sz="4" w:space="0"/>
+        <w:right w:val="single" w:color="auto" w:sz="4" w:space="0"/>
+        <w:insideH w:val="single" w:color="auto" w:sz="4" w:space="0"/>
+        <w:insideV w:val="single" w:color="auto" w:sz="4" w:space="0"/>
       </w:tblBorders>
     </w:tblPr>
   </w:style>
@@ -2457,7 +2533,7 @@
 </file>
 
 <file path=word/theme/theme1.xml><?xml version="1.0" encoding="utf-8"?>
-<a:theme xmlns:a="http://schemas.openxmlformats.org/drawingml/2006/main" name="ModernResume">
+<a:theme xmlns:a="http://schemas.openxmlformats.org/drawingml/2006/main" xmlns:r="http://schemas.openxmlformats.org/officeDocument/2006/relationships" name="ModernResume">
   <a:themeElements>
     <a:clrScheme name="ModernResume 1">
       <a:dk1>
@@ -2499,12 +2575,12 @@
     </a:clrScheme>
     <a:fontScheme name="Custom 11">
       <a:majorFont>
-        <a:latin typeface="Franklin Gothic Medium"/>
+        <a:latin typeface="Franklin Gothic Medium" pitchFamily="0" charset="1"/>
         <a:ea typeface=""/>
         <a:cs typeface=""/>
       </a:majorFont>
       <a:minorFont>
-        <a:latin typeface="Arial"/>
+        <a:latin typeface="Arial" pitchFamily="0" charset="1"/>
         <a:ea typeface=""/>
         <a:cs typeface=""/>
       </a:minorFont>
@@ -2536,7 +2612,7 @@
             </a:gs>
           </a:gsLst>
           <a:lin ang="5400000" scaled="0"/>
-          <a:tileRect/>
+          <a:tileRect l="0" t="0" r="0" b="0"/>
         </a:gradFill>
         <a:gradFill>
           <a:gsLst>
@@ -2560,7 +2636,7 @@
             </a:gs>
           </a:gsLst>
           <a:lin ang="5400000" scaled="0"/>
-          <a:tileRect/>
+          <a:tileRect l="0" t="0" r="0" b="0"/>
         </a:gradFill>
       </a:fillStyleLst>
       <a:lnStyleLst>
@@ -2620,26 +2696,15 @@
             </a:gs>
           </a:gsLst>
           <a:lin ang="5400000" scaled="0"/>
-          <a:tileRect/>
+          <a:tileRect l="0" t="0" r="0" b="0"/>
         </a:gradFill>
       </a:bgFillStyleLst>
     </a:fmtScheme>
   </a:themeElements>
-  <a:objectDefaults/>
-  <a:extraClrSchemeLst/>
 </a:theme>
 </file>
 
 <file path=customXml/item1.xml><?xml version="1.0" encoding="utf-8"?>
-<p:properties xmlns:p="http://schemas.microsoft.com/office/2006/metadata/properties" xmlns:xsi="http://www.w3.org/2001/XMLSchema-instance" xmlns:pc="http://schemas.microsoft.com/office/infopath/2007/PartnerControls">
-  <documentManagement>
-    <MediaServiceKeyPoints xmlns="71af3243-3dd4-4a8d-8c0d-dd76da1f02a5" xsi:nil="true"/>
-    <Status xmlns="71af3243-3dd4-4a8d-8c0d-dd76da1f02a5">Not started</Status>
-  </documentManagement>
-</p:properties>
-</file>
-
-<file path=customXml/item2.xml><?xml version="1.0" encoding="utf-8"?>
 <ct:contentTypeSchema xmlns:ct="http://schemas.microsoft.com/office/2006/metadata/contentType" xmlns:ma="http://schemas.microsoft.com/office/2006/metadata/properties/metaAttributes" ct:_="" ma:_="" ma:contentTypeName="Document" ma:contentTypeID="0x01010079F111ED35F8CC479449609E8A0923A6" ma:contentTypeVersion="12" ma:contentTypeDescription="Create a new document." ma:contentTypeScope="" ma:versionID="fa6e671f1cd7e4d96ff9652be322dd5e">
   <xsd:schema xmlns:xsd="http://www.w3.org/2001/XMLSchema" xmlns:xs="http://www.w3.org/2001/XMLSchema" xmlns:p="http://schemas.microsoft.com/office/2006/metadata/properties" xmlns:ns2="71af3243-3dd4-4a8d-8c0d-dd76da1f02a5" xmlns:ns3="16c05727-aa75-4e4a-9b5f-8a80a1165891" targetNamespace="http://schemas.microsoft.com/office/2006/metadata/properties" ma:root="true" ma:fieldsID="4e2496f70b101db0b8013f30a071bbf7" ns2:_="" ns3:_="">
     <xsd:import namespace="71af3243-3dd4-4a8d-8c0d-dd76da1f02a5"/>
@@ -2860,6 +2925,15 @@
 </ct:contentTypeSchema>
 </file>
 
+<file path=customXml/item2.xml><?xml version="1.0" encoding="utf-8"?>
+<p:properties xmlns:p="http://schemas.microsoft.com/office/2006/metadata/properties" xmlns:xsi="http://www.w3.org/2001/XMLSchema-instance" xmlns:pc="http://schemas.microsoft.com/office/infopath/2007/PartnerControls">
+  <documentManagement>
+    <MediaServiceKeyPoints xmlns="71af3243-3dd4-4a8d-8c0d-dd76da1f02a5" xsi:nil="true"/>
+    <Status xmlns="71af3243-3dd4-4a8d-8c0d-dd76da1f02a5">Not started</Status>
+  </documentManagement>
+</p:properties>
+</file>
+
 <file path=customXml/item3.xml><?xml version="1.0" encoding="utf-8"?>
 <?mso-contentType ?>
 <FormTemplates xmlns="http://schemas.microsoft.com/sharepoint/v3/contenttype/forms">
@@ -2870,16 +2944,6 @@
 </file>
 
 <file path=customXml/itemProps1.xml><?xml version="1.0" encoding="utf-8"?>
-<ds:datastoreItem xmlns:ds="http://schemas.openxmlformats.org/officeDocument/2006/customXml" ds:itemID="{F1735428-6F95-4096-840F-2DD96B16B624}">
-  <ds:schemaRefs>
-    <ds:schemaRef ds:uri="http://schemas.microsoft.com/office/2006/metadata/properties"/>
-    <ds:schemaRef ds:uri="http://schemas.microsoft.com/office/infopath/2007/PartnerControls"/>
-    <ds:schemaRef ds:uri="71af3243-3dd4-4a8d-8c0d-dd76da1f02a5"/>
-  </ds:schemaRefs>
-</ds:datastoreItem>
-</file>
-
-<file path=customXml/itemProps2.xml><?xml version="1.0" encoding="utf-8"?>
 <ds:datastoreItem xmlns:ds="http://schemas.openxmlformats.org/officeDocument/2006/customXml" ds:itemID="{647FEFD4-54E2-43C2-B579-757DDE7F1A35}">
   <ds:schemaRefs>
     <ds:schemaRef ds:uri="http://schemas.microsoft.com/office/2006/metadata/contentType"/>
@@ -2898,6 +2962,16 @@
 </ds:datastoreItem>
 </file>
 
+<file path=customXml/itemProps2.xml><?xml version="1.0" encoding="utf-8"?>
+<ds:datastoreItem xmlns:ds="http://schemas.openxmlformats.org/officeDocument/2006/customXml" ds:itemID="{F1735428-6F95-4096-840F-2DD96B16B624}">
+  <ds:schemaRefs>
+    <ds:schemaRef ds:uri="http://schemas.microsoft.com/office/2006/metadata/properties"/>
+    <ds:schemaRef ds:uri="http://schemas.microsoft.com/office/infopath/2007/PartnerControls"/>
+    <ds:schemaRef ds:uri="71af3243-3dd4-4a8d-8c0d-dd76da1f02a5"/>
+  </ds:schemaRefs>
+</ds:datastoreItem>
+</file>
+
 <file path=customXml/itemProps3.xml><?xml version="1.0" encoding="utf-8"?>
 <ds:datastoreItem xmlns:ds="http://schemas.openxmlformats.org/officeDocument/2006/customXml" ds:itemID="{C3ED917E-6B3F-4995-8090-FD9CFEE66038}">
   <ds:schemaRefs>
